--- a/56-nursing-assistant-and-patient-care-technician/portuguese/docx/Lifelong_Opportunity_Nursing_Assistant_and_Patient_Care_Technician_Guide_Portuguese_Brazil_v1.0.docx
+++ b/56-nursing-assistant-and-patient-care-technician/portuguese/docx/Lifelong_Opportunity_Nursing_Assistant_and_Patient_Care_Technician_Guide_Portuguese_Brazil_v1.0.docx
@@ -4,23 +4,38 @@
   <w:body>
     <w:p>
       <w:pPr>
-        <w:pStyle w:val="Title"/>
         <w:jc w:val="center"/>
       </w:pPr>
       <w:r>
-        <w:t>Guia de Oportunidades ao Longo da Vida 56</w:t>
+        <w:rPr>
+          <w:b/>
+          <w:color w:val="1F4E79"/>
+          <w:sz w:val="26"/>
+        </w:rPr>
+        <w:t xml:space="preserve">OPORTUNIDADE PARA A VIDA</w:t>
       </w:r>
     </w:p>
     <w:p>
       <w:pPr>
+        <w:pStyle w:val="Title"/>
+        <w:jc w:val="center"/>
+      </w:pPr>
+      <w:r>
+        <w:t xml:space="preserve">AUXILIAR DE ENFERMAGEM E TÉCNICO DE ASSISTÊNCIA AO PACIENTE</w:t>
+      </w:r>
+    </w:p>
+    <w:p>
+      <w:pPr>
         <w:jc w:val="center"/>
       </w:pPr>
       <w:r>
         <w:rPr>
           <w:b/>
-          <w:sz w:val="36"/>
+          <w:sz w:val="28"/>
         </w:rPr>
-        <w:t>Auxiliar de Enfermagem e Técnico de Cuidados ao Paciente</w:t>
+        <w:t xml:space="preserve">Um guia gratuito para adequação à carreira, educação acessível, acessibilidade, emprego ético e reinvenção ao longo da vida</w:t>
+        <w:br/>
+        <w:t/>
       </w:r>
     </w:p>
     <w:p>
@@ -28,7 +43,7 @@
         <w:jc w:val="center"/>
       </w:pPr>
       <w:r>
-        <w:t>Edição em português brasileiro | Versão 1.0 | Julho de 2026</w:t>
+        <w:t xml:space="preserve">Para pessoas de todas as idades, habilidades, origens e níveis de renda</w:t>
       </w:r>
     </w:p>
     <w:p>
@@ -36,190 +51,1409 @@
         <w:jc w:val="center"/>
       </w:pPr>
       <w:r>
-        <w:t>Criado e dirigido por Alberto “Al” Leiva</w:t>
+        <w:t xml:space="preserve">Alberto (Al) Leiva</w:t>
       </w:r>
     </w:p>
     <w:p>
       <w:pPr>
-        <w:pStyle w:val="Heading1"/>
+        <w:jc w:val="center"/>
       </w:pPr>
       <w:r>
-        <w:t>Aviso importante</w:t>
+        <w:t xml:space="preserve">Criado e dirigido por Alberto (Al) Leiva</w:t>
       </w:r>
     </w:p>
     <w:p>
+      <w:pPr>
+        <w:jc w:val="center"/>
+      </w:pPr>
       <w:r>
-        <w:t>Este guia apresenta informações educacionais gerais para explorar uma carreira. Não garante emprego, renda, admissão, certificação, financiamento, promoção ou qualquer outro resultado. Os nomes dos cargos, requisitos de formação, registro profissional, supervisão, escopo de prática e normas de segurança variam por país, estado, município, instituição e empregador. No Brasil, funções de enfermagem são regulamentadas e podem exigir formação e registro profissional específicos. Nunca realize procedimentos para os quais não tenha treinamento, autorização, supervisão e competência demonstrada.</w:t>
+        <w:t xml:space="preserve">Pesquisa, organização, edição e preparação de documentos auxiliada por ChatGPT, OpenAI</w:t>
       </w:r>
     </w:p>
     <w:p>
       <w:pPr>
-        <w:pStyle w:val="Heading1"/>
+        <w:jc w:val="center"/>
       </w:pPr>
       <w:r>
-        <w:t>1. O que esse profissional faz?</w:t>
+        <w:t xml:space="preserve">Edição em inglês • Versão 1.0 • Julho de 2026</w:t>
       </w:r>
     </w:p>
     <w:p>
+      <w:pPr>
+        <w:pStyle w:val="SmallNote"/>
+        <w:jc w:val="center"/>
+      </w:pPr>
       <w:r>
-        <w:t>Auxiliares de enfermagem e técnicos de cuidados ao paciente apoiam a equipe de saúde no atendimento direto, conforto, mobilidade, observação e documentação de pacientes. Trabalham sob supervisão e dentro de um escopo definido, seguindo protocolos clínicos, controle de infecção, privacidade e segurança.</w:t>
+        <w:rPr>
+          <w:b/>
+        </w:rPr>
+        <w:t xml:space="preserve">A promessa deste guia: Este guia não promete que o trabalho do Auxiliar de Enfermagem e do Técnico de Assistência ao Paciente seja adequado para todos, que o treinamento será gratuito ou que uma credencial levará ao emprego. Ajuda os leitores a compreender o trabalho, verificar os requisitos, comparar financiamento, proteger-se e dar o próximo passo honesto.</w:t>
+      </w:r>
+      <w:r>
+        <w:t/>
       </w:r>
     </w:p>
     <w:p>
       <w:pPr>
-        <w:pStyle w:val="ListBullet"/>
+        <w:spacing w:before="0" w:after="0" w:line="240" w:lineRule="auto"/>
+      </w:pPr>
+      <w:r/>
+    </w:p>
+    <w:p>
+      <w:pPr>
+        <w:pStyle w:val="Heading1"/>
+        <w:keepNext/>
       </w:pPr>
       <w:r>
-        <w:t>Ajudar pacientes com higiene, alimentação, vestuário, posicionamento e mobilidade.</w:t>
+        <w:t xml:space="preserve">Por que criei este guia</w:t>
       </w:r>
     </w:p>
     <w:p>
-      <w:pPr>
-        <w:pStyle w:val="ListBullet"/>
-      </w:pPr>
+      <w:pPr/>
       <w:r>
-        <w:t>Medir e registrar sinais vitais e outras observações autorizadas.</w:t>
+        <w:t xml:space="preserve">Criei os Guias de Oportunidades ao Longo da Vida para ajudar as pessoas a encontrar caminhos realistas para a educação e um trabalho significativo, sem serem excluídas por idade, deficiência, renda, localização ou uma história de vida não tradicional. Convivo com disgrafia e estou no espectro do autismo. Comecei este projeto aos 70 anos. Essas experiências fortaleceram meu compromisso com a linguagem simples, acessibilidade, paciência e orientação ética.</w:t>
       </w:r>
     </w:p>
     <w:p>
-      <w:pPr>
-        <w:pStyle w:val="ListBullet"/>
-      </w:pPr>
+      <w:pPr/>
       <w:r>
-        <w:t>Preparar quartos, leitos, equipamentos e materiais.</w:t>
+        <w:t xml:space="preserve">Auxiliares de enfermagem e técnicos de assistência ao paciente prestam cuidados básicos ao paciente sob supervisão de enfermagem; os deveres e títulos exatos variam de acordo com o empregador e o estado.</w:t>
       </w:r>
     </w:p>
     <w:p>
       <w:pPr>
-        <w:pStyle w:val="ListBullet"/>
+        <w:pStyle w:val="Heading1"/>
+        <w:keepNext/>
       </w:pPr>
       <w:r>
-        <w:t>Apoiar transferências, transporte e prevenção de quedas.</w:t>
+        <w:t xml:space="preserve">Reconhecimento da Assistência de IA</w:t>
       </w:r>
     </w:p>
     <w:p>
-      <w:pPr>
-        <w:pStyle w:val="ListBullet"/>
-      </w:pPr>
+      <w:pPr/>
       <w:r>
-        <w:t>Observar mudanças no estado, comportamento, dor, pele ou respiração e informar imediatamente.</w:t>
+        <w:t xml:space="preserve">Eu concebi, dirigi e assumo a responsabilidade por este guia. Usei o ChatGPT da OpenAI como uma ferramenta colaborativa para ajudar a pesquisar recursos públicos, organizar ideias, melhorar a ortografia e a gramática, fortalecer a clareza e preparar o documento. A assistência da IA ​​não substitui fontes oficiais, profissionais qualificados, julgamento humano ou a responsabilidade do leitor em verificar informações importantes.</w:t>
       </w:r>
     </w:p>
     <w:p>
       <w:pPr>
-        <w:pStyle w:val="ListBullet"/>
+        <w:pStyle w:val="Heading1"/>
+        <w:keepNext/>
       </w:pPr>
       <w:r>
-        <w:t>Ajudar na coleta de amostras ou em procedimentos permitidos pelo escopo local.</w:t>
+        <w:t xml:space="preserve">Limites Éticos e Práticos</w:t>
       </w:r>
     </w:p>
     <w:p>
       <w:pPr>
         <w:pStyle w:val="ListBullet"/>
+        <w:ind w:left="403" w:hanging="259"/>
       </w:pPr>
       <w:r>
-        <w:t>Documentar cuidados, horários, respostas e intercorrências com precisão.</w:t>
+        <w:t xml:space="preserve">Nenhuma avaliação de carreira pode garantir que você desfrutará do trabalho de Auxiliar de Enfermagem e Técnico de Assistência ao Paciente.</w:t>
       </w:r>
     </w:p>
     <w:p>
       <w:pPr>
         <w:pStyle w:val="ListBullet"/>
+        <w:ind w:left="403" w:hanging="259"/>
       </w:pPr>
       <w:r>
-        <w:t>Respeitar dignidade, consentimento, privacidade e preferências do paciente.</w:t>
+        <w:t xml:space="preserve">Nenhuma escola, credencial, aprendizagem, programa governamental, recrutador ou empregador pode garantir emprego, financiamento, promoção, licenciamento ou um salário específico.</w:t>
       </w:r>
     </w:p>
     <w:p>
       <w:pPr>
-        <w:pStyle w:val="Heading1"/>
+        <w:pStyle w:val="ListBullet"/>
+        <w:ind w:left="403" w:hanging="259"/>
       </w:pPr>
       <w:r>
-        <w:t>2. Títulos e ambientes relacionados</w:t>
+        <w:t xml:space="preserve">A educação, o escopo, a supervisão, a verificação de antecedentes, os requisitos de saúde e as práticas de contratação variam de acordo com a jurisdição e o empregador.</w:t>
       </w:r>
     </w:p>
     <w:p>
       <w:pPr>
         <w:pStyle w:val="ListBullet"/>
+        <w:ind w:left="403" w:hanging="259"/>
       </w:pPr>
       <w:r>
-        <w:t>Auxiliar de enfermagem</w:t>
+        <w:t xml:space="preserve">Este guia é educacional e não fornece aconselhamento jurídico, médico, fiscal, de imigração, financeiro ou profissional licenciado individualizado.</w:t>
       </w:r>
     </w:p>
     <w:p>
       <w:pPr>
         <w:pStyle w:val="ListBullet"/>
+        <w:ind w:left="403" w:hanging="259"/>
       </w:pPr>
       <w:r>
-        <w:t>Técnico de enfermagem</w:t>
+        <w:t xml:space="preserve">Nunca pague uma grande taxa não reembolsável ou peça dinheiro emprestado porque uma escola ou recrutador o pressiona a agir imediatamente.</w:t>
       </w:r>
     </w:p>
     <w:p>
       <w:pPr>
-        <w:pStyle w:val="ListBullet"/>
+        <w:spacing w:before="0" w:after="0" w:line="240" w:lineRule="auto"/>
+      </w:pPr>
+      <w:r/>
+    </w:p>
+    <w:p>
+      <w:pPr>
+        <w:spacing w:before="180" w:after="80"/>
       </w:pPr>
       <w:r>
-        <w:t>Técnico de cuidados ao paciente</w:t>
+        <w:rPr>
+          <w:rFonts w:ascii="Aptos Display" w:hAnsi="Aptos Display"/>
+          <w:b/>
+          <w:color w:val="1F4E79"/>
+          <w:sz w:val="30"/>
+        </w:rPr>
+        <w:t xml:space="preserve">Índice</w:t>
       </w:r>
     </w:p>
     <w:p>
       <w:pPr>
-        <w:pStyle w:val="ListBullet"/>
+        <w:keepNext w:val="0"/>
+        <w:keepLines w:val="0"/>
+        <w:tabs>
+          <w:tab w:pos="9288" w:val="right" w:leader="dot"/>
+        </w:tabs>
+        <w:spacing w:after="0" w:line="240" w:lineRule="auto" w:before="0"/>
+        <w:ind w:left="0"/>
       </w:pPr>
       <w:r>
-        <w:t>Assistente de cuidados ao paciente</w:t>
+        <w:rPr>
+          <w:b/>
+          <w:sz w:val="18"/>
+        </w:rPr>
+        <w:t xml:space="preserve">Por que criei este guia2</w:t>
+      </w:r>
+      <w:r>
+        <w:rPr>
+          <w:sz w:val="18"/>
+        </w:rPr>
+        <w:tab/>
+        <w:t/>
       </w:r>
     </w:p>
     <w:p>
       <w:pPr>
-        <w:pStyle w:val="ListBullet"/>
+        <w:keepNext w:val="0"/>
+        <w:keepLines w:val="0"/>
+        <w:tabs>
+          <w:tab w:pos="9288" w:val="right" w:leader="dot"/>
+        </w:tabs>
+        <w:spacing w:after="0" w:line="240" w:lineRule="auto" w:before="0"/>
+        <w:ind w:left="0"/>
       </w:pPr>
       <w:r>
-        <w:t>Cuidador hospitalar, quando permitido</w:t>
+        <w:rPr>
+          <w:b/>
+          <w:sz w:val="18"/>
+        </w:rPr>
+        <w:t xml:space="preserve">Reconhecimento da Assistência de IA2</w:t>
+      </w:r>
+      <w:r>
+        <w:rPr>
+          <w:sz w:val="18"/>
+        </w:rPr>
+        <w:tab/>
+        <w:t/>
       </w:r>
     </w:p>
     <w:p>
       <w:pPr>
-        <w:pStyle w:val="ListBullet"/>
+        <w:keepNext w:val="0"/>
+        <w:keepLines w:val="0"/>
+        <w:tabs>
+          <w:tab w:pos="9288" w:val="right" w:leader="dot"/>
+        </w:tabs>
+        <w:spacing w:after="0" w:line="240" w:lineRule="auto" w:before="0"/>
+        <w:ind w:left="0"/>
       </w:pPr>
       <w:r>
-        <w:t>Assistente de unidade</w:t>
+        <w:rPr>
+          <w:b/>
+          <w:sz w:val="18"/>
+        </w:rPr>
+        <w:t xml:space="preserve">Limites Éticos e Práticos2</w:t>
+      </w:r>
+      <w:r>
+        <w:rPr>
+          <w:sz w:val="18"/>
+        </w:rPr>
+        <w:tab/>
+        <w:t/>
       </w:r>
     </w:p>
     <w:p>
       <w:pPr>
-        <w:pStyle w:val="ListBullet"/>
+        <w:keepNext w:val="0"/>
+        <w:keepLines w:val="0"/>
+        <w:tabs>
+          <w:tab w:pos="9288" w:val="right" w:leader="dot"/>
+        </w:tabs>
+        <w:spacing w:after="0" w:line="240" w:lineRule="auto" w:before="0"/>
+        <w:ind w:left="0"/>
       </w:pPr>
       <w:r>
-        <w:t>Técnico de apoio clínico</w:t>
+        <w:rPr>
+          <w:b/>
+          <w:sz w:val="18"/>
+        </w:rPr>
+        <w:t xml:space="preserve">1. Como usar este guia2</w:t>
+        <w:tab/>
+        <w:t/>
+      </w:r>
+      <w:r>
+        <w:rPr>
+          <w:sz w:val="18"/>
+        </w:rPr>
       </w:r>
     </w:p>
     <w:p>
       <w:pPr>
-        <w:pStyle w:val="ListBullet"/>
+        <w:keepNext w:val="0"/>
+        <w:keepLines w:val="0"/>
+        <w:tabs>
+          <w:tab w:pos="9288" w:val="right" w:leader="dot"/>
+        </w:tabs>
+        <w:spacing w:after="0" w:line="240" w:lineRule="auto" w:before="0"/>
+        <w:ind w:left="403"/>
       </w:pPr>
       <w:r>
-        <w:t>Auxiliar de saúde</w:t>
+        <w:rPr>
+          <w:b w:val="0"/>
+          <w:sz w:val="18"/>
+        </w:rPr>
+        <w:t xml:space="preserve">Um processo de decisão cuidadoso2</w:t>
+        <w:tab/>
+        <w:t/>
+      </w:r>
+      <w:r>
+        <w:rPr>
+          <w:sz w:val="18"/>
+        </w:rPr>
       </w:r>
     </w:p>
     <w:p>
       <w:pPr>
-        <w:pStyle w:val="ListBullet"/>
+        <w:keepNext w:val="0"/>
+        <w:keepLines w:val="0"/>
+        <w:tabs>
+          <w:tab w:pos="9288" w:val="right" w:leader="dot"/>
+        </w:tabs>
+        <w:spacing w:after="0" w:line="240" w:lineRule="auto" w:before="0"/>
+        <w:ind w:left="0"/>
       </w:pPr>
       <w:r>
-        <w:t>Técnico de atendimento ao paciente</w:t>
+        <w:rPr>
+          <w:b/>
+          <w:sz w:val="18"/>
+        </w:rPr>
+        <w:t xml:space="preserve">2. O que o trabalho envolve2</w:t>
+        <w:tab/>
+        <w:t/>
+      </w:r>
+      <w:r>
+        <w:rPr>
+          <w:sz w:val="18"/>
+        </w:rPr>
       </w:r>
     </w:p>
     <w:p>
+      <w:pPr>
+        <w:keepNext w:val="0"/>
+        <w:keepLines w:val="0"/>
+        <w:tabs>
+          <w:tab w:pos="9288" w:val="right" w:leader="dot"/>
+        </w:tabs>
+        <w:spacing w:after="0" w:line="240" w:lineRule="auto" w:before="0"/>
+        <w:ind w:left="403"/>
+      </w:pPr>
       <w:r>
-        <w:t>Há oportunidades em hospitais, clínicas, pronto atendimento, reabilitação, cuidados de longa permanência, saúde domiciliar, saúde mental, diálise, centros cirúrgicos, laboratórios e instituições de apoio. A maior parte das funções é presencial e pode incluir turnos noturnos, fins de semana, feriados e esforço físico.</w:t>
+        <w:rPr>
+          <w:b w:val="0"/>
+          <w:sz w:val="18"/>
+        </w:rPr>
+        <w:t xml:space="preserve">Objetivo principal e configurações de trabalho2</w:t>
+        <w:tab/>
+        <w:t/>
+      </w:r>
+      <w:r>
+        <w:rPr>
+          <w:sz w:val="18"/>
+        </w:rPr>
       </w:r>
     </w:p>
     <w:p>
       <w:pPr>
+        <w:keepNext w:val="0"/>
+        <w:keepLines w:val="0"/>
+        <w:tabs>
+          <w:tab w:pos="9288" w:val="right" w:leader="dot"/>
+        </w:tabs>
+        <w:spacing w:after="0" w:line="240" w:lineRule="auto" w:before="0"/>
+        <w:ind w:left="403"/>
+      </w:pPr>
+      <w:r>
+        <w:rPr>
+          <w:b w:val="0"/>
+          <w:sz w:val="18"/>
+        </w:rPr>
+        <w:t xml:space="preserve">Trabalho diário, semanal e de alta consequência2</w:t>
+        <w:tab/>
+        <w:t/>
+      </w:r>
+      <w:r>
+        <w:rPr>
+          <w:sz w:val="18"/>
+        </w:rPr>
+      </w:r>
+    </w:p>
+    <w:p>
+      <w:pPr>
+        <w:keepNext w:val="0"/>
+        <w:keepLines w:val="0"/>
+        <w:tabs>
+          <w:tab w:pos="9288" w:val="right" w:leader="dot"/>
+        </w:tabs>
+        <w:spacing w:after="0" w:line="240" w:lineRule="auto" w:before="0"/>
+        <w:ind w:left="0"/>
+      </w:pPr>
+      <w:r>
+        <w:rPr>
+          <w:b/>
+          <w:sz w:val="18"/>
+        </w:rPr>
+        <w:t xml:space="preserve">3. Deveres, ferramentas e terminologia2</w:t>
+        <w:tab/>
+        <w:t/>
+      </w:r>
+      <w:r>
+        <w:rPr>
+          <w:sz w:val="18"/>
+        </w:rPr>
+      </w:r>
+    </w:p>
+    <w:p>
+      <w:pPr>
+        <w:keepNext w:val="0"/>
+        <w:keepLines w:val="0"/>
+        <w:tabs>
+          <w:tab w:pos="9288" w:val="right" w:leader="dot"/>
+        </w:tabs>
+        <w:spacing w:after="0" w:line="240" w:lineRule="auto" w:before="0"/>
+        <w:ind w:left="403"/>
+      </w:pPr>
+      <w:r>
+        <w:rPr>
+          <w:b w:val="0"/>
+          <w:sz w:val="18"/>
+        </w:rPr>
+        <w:t xml:space="preserve">Deveres comuns2</w:t>
+        <w:tab/>
+        <w:t/>
+      </w:r>
+      <w:r>
+        <w:rPr>
+          <w:sz w:val="18"/>
+        </w:rPr>
+      </w:r>
+    </w:p>
+    <w:p>
+      <w:pPr>
+        <w:keepNext w:val="0"/>
+        <w:keepLines w:val="0"/>
+        <w:tabs>
+          <w:tab w:pos="9288" w:val="right" w:leader="dot"/>
+        </w:tabs>
+        <w:spacing w:after="0" w:line="240" w:lineRule="auto" w:before="0"/>
+        <w:ind w:left="403"/>
+      </w:pPr>
+      <w:r>
+        <w:rPr>
+          <w:b w:val="0"/>
+          <w:sz w:val="18"/>
+        </w:rPr>
+        <w:t xml:space="preserve">Ferramentas e registros2</w:t>
+        <w:tab/>
+        <w:t/>
+      </w:r>
+      <w:r>
+        <w:rPr>
+          <w:sz w:val="18"/>
+        </w:rPr>
+      </w:r>
+    </w:p>
+    <w:p>
+      <w:pPr>
+        <w:keepNext w:val="0"/>
+        <w:keepLines w:val="0"/>
+        <w:tabs>
+          <w:tab w:pos="9288" w:val="right" w:leader="dot"/>
+        </w:tabs>
+        <w:spacing w:after="0" w:line="240" w:lineRule="auto" w:before="0"/>
+        <w:ind w:left="403"/>
+      </w:pPr>
+      <w:r>
+        <w:rPr>
+          <w:b w:val="0"/>
+          <w:sz w:val="18"/>
+        </w:rPr>
+        <w:t xml:space="preserve">Definições2</w:t>
+        <w:tab/>
+        <w:t/>
+      </w:r>
+      <w:r>
+        <w:rPr>
+          <w:sz w:val="18"/>
+        </w:rPr>
+      </w:r>
+    </w:p>
+    <w:p>
+      <w:pPr>
+        <w:keepNext w:val="0"/>
+        <w:keepLines w:val="0"/>
+        <w:tabs>
+          <w:tab w:pos="9288" w:val="right" w:leader="dot"/>
+        </w:tabs>
+        <w:spacing w:after="0" w:line="240" w:lineRule="auto" w:before="0"/>
+        <w:ind w:left="0"/>
+      </w:pPr>
+      <w:r>
+        <w:rPr>
+          <w:b/>
+          <w:sz w:val="18"/>
+        </w:rPr>
+        <w:t xml:space="preserve">4. Condições de adequação, acessibilidade e realistas2</w:t>
+        <w:tab/>
+        <w:t/>
+      </w:r>
+      <w:r>
+        <w:rPr>
+          <w:sz w:val="18"/>
+        </w:rPr>
+      </w:r>
+    </w:p>
+    <w:p>
+      <w:pPr>
+        <w:keepNext w:val="0"/>
+        <w:keepLines w:val="0"/>
+        <w:tabs>
+          <w:tab w:pos="9288" w:val="right" w:leader="dot"/>
+        </w:tabs>
+        <w:spacing w:after="0" w:line="240" w:lineRule="auto" w:before="0"/>
+        <w:ind w:left="403"/>
+      </w:pPr>
+      <w:r>
+        <w:rPr>
+          <w:b w:val="0"/>
+          <w:sz w:val="18"/>
+        </w:rPr>
+        <w:t xml:space="preserve">Perguntas de adequação à carreira2</w:t>
+        <w:tab/>
+        <w:t/>
+      </w:r>
+      <w:r>
+        <w:rPr>
+          <w:sz w:val="18"/>
+        </w:rPr>
+      </w:r>
+    </w:p>
+    <w:p>
+      <w:pPr>
+        <w:keepNext w:val="0"/>
+        <w:keepLines w:val="0"/>
+        <w:tabs>
+          <w:tab w:pos="9288" w:val="right" w:leader="dot"/>
+        </w:tabs>
+        <w:spacing w:after="0" w:line="240" w:lineRule="auto" w:before="0"/>
+        <w:ind w:left="403"/>
+      </w:pPr>
+      <w:r>
+        <w:rPr>
+          <w:b w:val="0"/>
+          <w:sz w:val="18"/>
+        </w:rPr>
+        <w:t xml:space="preserve">Acomodações e acesso ao idioma2</w:t>
+        <w:tab/>
+        <w:t/>
+      </w:r>
+      <w:r>
+        <w:rPr>
+          <w:sz w:val="18"/>
+        </w:rPr>
+      </w:r>
+    </w:p>
+    <w:p>
+      <w:pPr>
+        <w:keepNext w:val="0"/>
+        <w:keepLines w:val="0"/>
+        <w:tabs>
+          <w:tab w:pos="9288" w:val="right" w:leader="dot"/>
+        </w:tabs>
+        <w:spacing w:after="0" w:line="240" w:lineRule="auto" w:before="0"/>
+        <w:ind w:left="0"/>
+      </w:pPr>
+      <w:r>
+        <w:rPr>
+          <w:b/>
+          <w:sz w:val="18"/>
+        </w:rPr>
+        <w:t xml:space="preserve">5. Ética, Segurança, Limites e Escalação2</w:t>
+        <w:tab/>
+        <w:t/>
+      </w:r>
+      <w:r>
+        <w:rPr>
+          <w:sz w:val="18"/>
+        </w:rPr>
+      </w:r>
+    </w:p>
+    <w:p>
+      <w:pPr>
+        <w:keepNext w:val="0"/>
+        <w:keepLines w:val="0"/>
+        <w:tabs>
+          <w:tab w:pos="9288" w:val="right" w:leader="dot"/>
+        </w:tabs>
+        <w:spacing w:after="0" w:line="240" w:lineRule="auto" w:before="0"/>
+        <w:ind w:left="403"/>
+      </w:pPr>
+      <w:r>
+        <w:rPr>
+          <w:b w:val="0"/>
+          <w:sz w:val="18"/>
+        </w:rPr>
+        <w:t xml:space="preserve">Escopo e regras de interrupção do trabalho2</w:t>
+        <w:tab/>
+        <w:t/>
+      </w:r>
+      <w:r>
+        <w:rPr>
+          <w:sz w:val="18"/>
+        </w:rPr>
+      </w:r>
+    </w:p>
+    <w:p>
+      <w:pPr>
+        <w:keepNext w:val="0"/>
+        <w:keepLines w:val="0"/>
+        <w:tabs>
+          <w:tab w:pos="9288" w:val="right" w:leader="dot"/>
+        </w:tabs>
+        <w:spacing w:after="0" w:line="240" w:lineRule="auto" w:before="0"/>
+        <w:ind w:left="403"/>
+      </w:pPr>
+      <w:r>
+        <w:rPr>
+          <w:b w:val="0"/>
+          <w:sz w:val="18"/>
+        </w:rPr>
+        <w:t xml:space="preserve">Saúde e segurança psicológica2</w:t>
+        <w:tab/>
+        <w:t/>
+      </w:r>
+      <w:r>
+        <w:rPr>
+          <w:sz w:val="18"/>
+        </w:rPr>
+      </w:r>
+    </w:p>
+    <w:p>
+      <w:pPr>
+        <w:keepNext w:val="0"/>
+        <w:keepLines w:val="0"/>
+        <w:tabs>
+          <w:tab w:pos="9288" w:val="right" w:leader="dot"/>
+        </w:tabs>
+        <w:spacing w:after="0" w:line="240" w:lineRule="auto" w:before="0"/>
+        <w:ind w:left="0"/>
+      </w:pPr>
+      <w:r>
+        <w:rPr>
+          <w:b/>
+          <w:sz w:val="18"/>
+        </w:rPr>
+        <w:t xml:space="preserve">6. Salários, benefícios e pesquisa do mercado de trabalho2</w:t>
+        <w:tab/>
+        <w:t/>
+      </w:r>
+      <w:r>
+        <w:rPr>
+          <w:sz w:val="18"/>
+        </w:rPr>
+      </w:r>
+    </w:p>
+    <w:p>
+      <w:pPr>
+        <w:keepNext w:val="0"/>
+        <w:keepLines w:val="0"/>
+        <w:tabs>
+          <w:tab w:pos="9288" w:val="right" w:leader="dot"/>
+        </w:tabs>
+        <w:spacing w:after="0" w:line="240" w:lineRule="auto" w:before="0"/>
+        <w:ind w:left="403"/>
+      </w:pPr>
+      <w:r>
+        <w:rPr>
+          <w:b w:val="0"/>
+          <w:sz w:val="18"/>
+        </w:rPr>
+        <w:t xml:space="preserve">Ponto de partida nacional2</w:t>
+        <w:tab/>
+        <w:t/>
+      </w:r>
+      <w:r>
+        <w:rPr>
+          <w:sz w:val="18"/>
+        </w:rPr>
+      </w:r>
+    </w:p>
+    <w:p>
+      <w:pPr>
+        <w:keepNext w:val="0"/>
+        <w:keepLines w:val="0"/>
+        <w:tabs>
+          <w:tab w:pos="9288" w:val="right" w:leader="dot"/>
+        </w:tabs>
+        <w:spacing w:after="0" w:line="240" w:lineRule="auto" w:before="0"/>
+        <w:ind w:left="403"/>
+      </w:pPr>
+      <w:r>
+        <w:rPr>
+          <w:b w:val="0"/>
+          <w:sz w:val="18"/>
+        </w:rPr>
+        <w:t xml:space="preserve">Pesquisa local sobre salários e benefícios2</w:t>
+        <w:tab/>
+        <w:t/>
+      </w:r>
+      <w:r>
+        <w:rPr>
+          <w:sz w:val="18"/>
+        </w:rPr>
+      </w:r>
+    </w:p>
+    <w:p>
+      <w:pPr>
+        <w:keepNext w:val="0"/>
+        <w:keepLines w:val="0"/>
+        <w:tabs>
+          <w:tab w:pos="9288" w:val="right" w:leader="dot"/>
+        </w:tabs>
+        <w:spacing w:after="0" w:line="240" w:lineRule="auto" w:before="0"/>
+        <w:ind w:left="0"/>
+      </w:pPr>
+      <w:r>
+        <w:rPr>
+          <w:b/>
+          <w:sz w:val="18"/>
+        </w:rPr>
+        <w:t xml:space="preserve">7. Educação, escolas e credenciais2</w:t>
+        <w:tab/>
+        <w:t/>
+      </w:r>
+      <w:r>
+        <w:rPr>
+          <w:sz w:val="18"/>
+        </w:rPr>
+      </w:r>
+    </w:p>
+    <w:p>
+      <w:pPr>
+        <w:keepNext w:val="0"/>
+        <w:keepLines w:val="0"/>
+        <w:tabs>
+          <w:tab w:pos="9288" w:val="right" w:leader="dot"/>
+        </w:tabs>
+        <w:spacing w:after="0" w:line="240" w:lineRule="auto" w:before="0"/>
+        <w:ind w:left="403"/>
+      </w:pPr>
+      <w:r>
+        <w:rPr>
+          <w:b w:val="0"/>
+          <w:sz w:val="18"/>
+        </w:rPr>
+        <w:t xml:space="preserve">Caminho educacional2</w:t>
+        <w:tab/>
+        <w:t/>
+      </w:r>
+      <w:r>
+        <w:rPr>
+          <w:sz w:val="18"/>
+        </w:rPr>
+      </w:r>
+      <w:r>
+        <w:rPr>
+          <w:sz w:val="18"/>
+        </w:rPr>
+      </w:r>
+    </w:p>
+    <w:p>
+      <w:pPr>
+        <w:keepNext w:val="0"/>
+        <w:keepLines w:val="0"/>
+        <w:tabs>
+          <w:tab w:pos="9288" w:val="right" w:leader="dot"/>
+        </w:tabs>
+        <w:spacing w:after="0" w:line="240" w:lineRule="auto" w:before="0"/>
+        <w:ind w:left="403"/>
+      </w:pPr>
+      <w:r>
+        <w:rPr>
+          <w:b w:val="0"/>
+          <w:sz w:val="18"/>
+        </w:rPr>
+        <w:t xml:space="preserve">Verificação de escola e credencial2</w:t>
+        <w:tab/>
+        <w:t/>
+      </w:r>
+      <w:r>
+        <w:rPr>
+          <w:sz w:val="18"/>
+        </w:rPr>
+      </w:r>
+    </w:p>
+    <w:p>
+      <w:pPr>
+        <w:keepNext w:val="0"/>
+        <w:keepLines w:val="0"/>
+        <w:tabs>
+          <w:tab w:pos="9288" w:val="right" w:leader="dot"/>
+        </w:tabs>
+        <w:spacing w:after="0" w:line="240" w:lineRule="auto" w:before="0"/>
+        <w:ind w:left="0"/>
+      </w:pPr>
+      <w:r>
+        <w:rPr>
+          <w:b/>
+          <w:sz w:val="18"/>
+        </w:rPr>
+        <w:t xml:space="preserve">8. Aprendizagem Apoiada pelo Empregador2</w:t>
+        <w:tab/>
+        <w:t/>
+      </w:r>
+      <w:r>
+        <w:rPr>
+          <w:sz w:val="18"/>
+        </w:rPr>
+      </w:r>
+    </w:p>
+    <w:p>
+      <w:pPr>
+        <w:keepNext w:val="0"/>
+        <w:keepLines w:val="0"/>
+        <w:tabs>
+          <w:tab w:pos="9288" w:val="right" w:leader="dot"/>
+        </w:tabs>
+        <w:spacing w:after="0" w:line="240" w:lineRule="auto" w:before="0"/>
+        <w:ind w:left="403"/>
+      </w:pPr>
+      <w:r>
+        <w:rPr>
+          <w:b w:val="0"/>
+          <w:sz w:val="18"/>
+        </w:rPr>
+        <w:t xml:space="preserve">Assistência e reembolso de mensalidades2</w:t>
+        <w:tab/>
+        <w:t/>
+      </w:r>
+      <w:r>
+        <w:rPr>
+          <w:sz w:val="18"/>
+        </w:rPr>
+      </w:r>
+    </w:p>
+    <w:p>
+      <w:pPr>
+        <w:keepNext w:val="0"/>
+        <w:keepLines w:val="0"/>
+        <w:tabs>
+          <w:tab w:pos="9288" w:val="right" w:leader="dot"/>
+        </w:tabs>
+        <w:spacing w:after="0" w:line="240" w:lineRule="auto" w:before="0"/>
+        <w:ind w:left="403"/>
+      </w:pPr>
+      <w:r>
+        <w:rPr>
+          <w:b w:val="0"/>
+          <w:sz w:val="18"/>
+        </w:rPr>
+        <w:t xml:space="preserve">Estágios, aprendizagens e planos de carreira2</w:t>
+        <w:tab/>
+        <w:t/>
+      </w:r>
+      <w:r>
+        <w:rPr>
+          <w:sz w:val="18"/>
+        </w:rPr>
+      </w:r>
+    </w:p>
+    <w:p>
+      <w:pPr>
+        <w:keepNext w:val="0"/>
+        <w:keepLines w:val="0"/>
+        <w:tabs>
+          <w:tab w:pos="9288" w:val="right" w:leader="dot"/>
+        </w:tabs>
+        <w:spacing w:after="0" w:line="240" w:lineRule="auto" w:before="0"/>
+        <w:ind w:left="0"/>
+      </w:pPr>
+      <w:r>
+        <w:rPr>
+          <w:b/>
+          <w:sz w:val="18"/>
+        </w:rPr>
+        <w:t xml:space="preserve">9. Direitos dos trabalhadores, privacidade, segurança cibernética e IA ética2</w:t>
+        <w:tab/>
+        <w:t/>
+      </w:r>
+      <w:r>
+        <w:rPr>
+          <w:sz w:val="18"/>
+        </w:rPr>
+      </w:r>
+    </w:p>
+    <w:p>
+      <w:pPr>
+        <w:keepNext w:val="0"/>
+        <w:keepLines w:val="0"/>
+        <w:tabs>
+          <w:tab w:pos="9288" w:val="right" w:leader="dot"/>
+        </w:tabs>
+        <w:spacing w:after="0" w:line="240" w:lineRule="auto" w:before="0"/>
+        <w:ind w:left="403"/>
+      </w:pPr>
+      <w:r>
+        <w:rPr>
+          <w:b w:val="0"/>
+          <w:sz w:val="18"/>
+        </w:rPr>
+        <w:t xml:space="preserve">Proteções trabalhistas2</w:t>
+        <w:tab/>
+        <w:t/>
+      </w:r>
+      <w:r>
+        <w:rPr>
+          <w:sz w:val="18"/>
+        </w:rPr>
+      </w:r>
+    </w:p>
+    <w:p>
+      <w:pPr>
+        <w:keepNext w:val="0"/>
+        <w:keepLines w:val="0"/>
+        <w:tabs>
+          <w:tab w:pos="9288" w:val="right" w:leader="dot"/>
+        </w:tabs>
+        <w:spacing w:after="0" w:line="240" w:lineRule="auto" w:before="0"/>
+        <w:ind w:left="403"/>
+      </w:pPr>
+      <w:r>
+        <w:rPr>
+          <w:b w:val="0"/>
+          <w:sz w:val="18"/>
+        </w:rPr>
+        <w:t xml:space="preserve">Tecnologia responsável2</w:t>
+        <w:tab/>
+        <w:t/>
+      </w:r>
+      <w:r>
+        <w:rPr>
+          <w:sz w:val="18"/>
+        </w:rPr>
+      </w:r>
+    </w:p>
+    <w:p>
+      <w:pPr>
+        <w:keepNext w:val="0"/>
+        <w:keepLines w:val="0"/>
+        <w:tabs>
+          <w:tab w:pos="9288" w:val="right" w:leader="dot"/>
+        </w:tabs>
+        <w:spacing w:after="0" w:line="240" w:lineRule="auto" w:before="0"/>
+        <w:ind w:left="0"/>
+      </w:pPr>
+      <w:r>
+        <w:rPr>
+          <w:b/>
+          <w:sz w:val="18"/>
+        </w:rPr>
+        <w:t xml:space="preserve">10. Crie evidências e aplique2</w:t>
+        <w:tab/>
+        <w:t/>
+      </w:r>
+      <w:r>
+        <w:rPr>
+          <w:sz w:val="18"/>
+        </w:rPr>
+      </w:r>
+    </w:p>
+    <w:p>
+      <w:pPr>
+        <w:keepNext w:val="0"/>
+        <w:keepLines w:val="0"/>
+        <w:tabs>
+          <w:tab w:pos="9288" w:val="right" w:leader="dot"/>
+        </w:tabs>
+        <w:spacing w:after="0" w:line="240" w:lineRule="auto" w:before="0"/>
+        <w:ind w:left="403"/>
+      </w:pPr>
+      <w:r>
+        <w:rPr>
+          <w:b w:val="0"/>
+          <w:sz w:val="18"/>
+        </w:rPr>
+        <w:t xml:space="preserve">Evidência de portfólio ético2</w:t>
+        <w:tab/>
+        <w:t/>
+      </w:r>
+      <w:r>
+        <w:rPr>
+          <w:sz w:val="18"/>
+        </w:rPr>
+      </w:r>
+    </w:p>
+    <w:p>
+      <w:pPr>
+        <w:keepNext w:val="0"/>
+        <w:keepLines w:val="0"/>
+        <w:tabs>
+          <w:tab w:pos="9288" w:val="right" w:leader="dot"/>
+        </w:tabs>
+        <w:spacing w:after="0" w:line="240" w:lineRule="auto" w:before="0"/>
+        <w:ind w:left="403"/>
+      </w:pPr>
+      <w:r>
+        <w:rPr>
+          <w:b w:val="0"/>
+          <w:sz w:val="18"/>
+        </w:rPr>
+        <w:t xml:space="preserve">Preparação de currículo e entrevista2</w:t>
+        <w:tab/>
+        <w:t/>
+      </w:r>
+      <w:r>
+        <w:rPr>
+          <w:sz w:val="18"/>
+        </w:rPr>
+      </w:r>
+    </w:p>
+    <w:p>
+      <w:pPr>
+        <w:keepNext w:val="0"/>
+        <w:keepLines w:val="0"/>
+        <w:tabs>
+          <w:tab w:pos="9288" w:val="right" w:leader="dot"/>
+        </w:tabs>
+        <w:spacing w:after="0" w:line="240" w:lineRule="auto" w:before="0"/>
+        <w:ind w:left="0"/>
+      </w:pPr>
+      <w:r>
+        <w:rPr>
+          <w:b/>
+          <w:sz w:val="18"/>
+        </w:rPr>
+        <w:t xml:space="preserve">11. Avanço, Portabilidade e Planejamento de Saída2</w:t>
+        <w:tab/>
+        <w:t/>
+      </w:r>
+      <w:r>
+        <w:rPr>
+          <w:sz w:val="18"/>
+        </w:rPr>
+      </w:r>
+    </w:p>
+    <w:p>
+      <w:pPr>
+        <w:keepNext w:val="0"/>
+        <w:keepLines w:val="0"/>
+        <w:tabs>
+          <w:tab w:pos="9288" w:val="right" w:leader="dot"/>
+        </w:tabs>
+        <w:spacing w:after="0" w:line="240" w:lineRule="auto" w:before="0"/>
+        <w:ind w:left="403"/>
+      </w:pPr>
+      <w:r>
+        <w:rPr>
+          <w:b w:val="0"/>
+          <w:sz w:val="18"/>
+        </w:rPr>
+        <w:t xml:space="preserve">Escada de carreira2</w:t>
+        <w:tab/>
+        <w:t/>
+      </w:r>
+      <w:r>
+        <w:rPr>
+          <w:sz w:val="18"/>
+        </w:rPr>
+      </w:r>
+    </w:p>
+    <w:p>
+      <w:pPr>
+        <w:keepNext w:val="0"/>
+        <w:keepLines w:val="0"/>
+        <w:tabs>
+          <w:tab w:pos="9288" w:val="right" w:leader="dot"/>
+        </w:tabs>
+        <w:spacing w:after="0" w:line="240" w:lineRule="auto" w:before="0"/>
+        <w:ind w:left="403"/>
+      </w:pPr>
+      <w:r>
+        <w:rPr>
+          <w:b w:val="0"/>
+          <w:sz w:val="18"/>
+        </w:rPr>
+        <w:t xml:space="preserve">Opções de saída e transferência2</w:t>
+        <w:tab/>
+        <w:t/>
+      </w:r>
+      <w:r>
+        <w:rPr>
+          <w:sz w:val="18"/>
+        </w:rPr>
+      </w:r>
+    </w:p>
+    <w:p>
+      <w:pPr>
+        <w:keepNext w:val="0"/>
+        <w:keepLines w:val="0"/>
+        <w:tabs>
+          <w:tab w:pos="9288" w:val="right" w:leader="dot"/>
+        </w:tabs>
+        <w:spacing w:after="0" w:line="240" w:lineRule="auto" w:before="0"/>
+        <w:ind w:left="0"/>
+      </w:pPr>
+      <w:r>
+        <w:rPr>
+          <w:b/>
+          <w:sz w:val="18"/>
+        </w:rPr>
+        <w:t xml:space="preserve">12. Antes de se inscrever ou assinar2</w:t>
+        <w:tab/>
+        <w:t/>
+      </w:r>
+      <w:r>
+        <w:rPr>
+          <w:sz w:val="18"/>
+        </w:rPr>
+      </w:r>
+    </w:p>
+    <w:p>
+      <w:pPr>
+        <w:keepNext w:val="0"/>
+        <w:keepLines w:val="0"/>
+        <w:tabs>
+          <w:tab w:pos="9288" w:val="right" w:leader="dot"/>
+        </w:tabs>
+        <w:spacing w:after="0" w:line="240" w:lineRule="auto" w:before="0"/>
+        <w:ind w:left="403"/>
+      </w:pPr>
+      <w:r>
+        <w:rPr>
+          <w:b w:val="0"/>
+          <w:sz w:val="18"/>
+        </w:rPr>
+        <w:t xml:space="preserve">Lista de verificação de verificação2</w:t>
+        <w:tab/>
+        <w:t/>
+      </w:r>
+      <w:r>
+        <w:rPr>
+          <w:sz w:val="18"/>
+        </w:rPr>
+      </w:r>
+    </w:p>
+    <w:p>
+      <w:pPr>
+        <w:keepNext w:val="0"/>
+        <w:keepLines w:val="0"/>
+        <w:tabs>
+          <w:tab w:pos="9288" w:val="right" w:leader="dot"/>
+        </w:tabs>
+        <w:spacing w:after="0" w:line="240" w:lineRule="auto" w:before="0"/>
+        <w:ind w:left="0"/>
+      </w:pPr>
+      <w:r>
+        <w:rPr>
+          <w:b/>
+          <w:sz w:val="18"/>
+        </w:rPr>
+        <w:t xml:space="preserve">13. Plano de Ação de Doze Semanas2</w:t>
+        <w:tab/>
+        <w:t/>
+      </w:r>
+      <w:r>
+        <w:rPr>
+          <w:sz w:val="18"/>
+        </w:rPr>
+      </w:r>
+    </w:p>
+    <w:p>
+      <w:pPr>
+        <w:keepNext w:val="0"/>
+        <w:keepLines w:val="0"/>
+        <w:tabs>
+          <w:tab w:pos="9288" w:val="right" w:leader="dot"/>
+        </w:tabs>
+        <w:spacing w:after="0" w:line="240" w:lineRule="auto" w:before="0"/>
+        <w:ind w:left="403"/>
+      </w:pPr>
+      <w:r>
+        <w:rPr>
+          <w:b w:val="0"/>
+          <w:sz w:val="18"/>
+        </w:rPr>
+        <w:t xml:space="preserve">Plano sequencial2</w:t>
+        <w:tab/>
+        <w:t/>
+      </w:r>
+      <w:r>
+        <w:rPr>
+          <w:sz w:val="18"/>
+        </w:rPr>
+      </w:r>
+    </w:p>
+    <w:p>
+      <w:pPr>
+        <w:keepNext w:val="0"/>
+        <w:keepLines w:val="0"/>
+        <w:tabs>
+          <w:tab w:pos="9288" w:val="right" w:leader="dot"/>
+        </w:tabs>
+        <w:spacing w:after="0" w:line="240" w:lineRule="auto" w:before="0"/>
+        <w:ind w:left="0"/>
+      </w:pPr>
+      <w:r>
+        <w:rPr>
+          <w:b/>
+          <w:sz w:val="18"/>
+        </w:rPr>
+        <w:t xml:space="preserve">14. Planilhas2</w:t>
+        <w:tab/>
+        <w:t/>
+      </w:r>
+      <w:r>
+        <w:rPr>
+          <w:sz w:val="18"/>
+        </w:rPr>
+      </w:r>
+    </w:p>
+    <w:p>
+      <w:pPr>
+        <w:keepNext w:val="0"/>
+        <w:keepLines w:val="0"/>
+        <w:tabs>
+          <w:tab w:pos="9288" w:val="right" w:leader="dot"/>
+        </w:tabs>
+        <w:spacing w:after="0" w:line="240" w:lineRule="auto" w:before="0"/>
+        <w:ind w:left="403"/>
+      </w:pPr>
+      <w:r>
+        <w:rPr>
+          <w:b w:val="0"/>
+          <w:sz w:val="18"/>
+        </w:rPr>
+        <w:t xml:space="preserve">Ajuste de carreira2</w:t>
+        <w:tab/>
+        <w:t/>
+      </w:r>
+      <w:r>
+        <w:rPr>
+          <w:sz w:val="18"/>
+        </w:rPr>
+      </w:r>
+    </w:p>
+    <w:p>
+      <w:pPr>
+        <w:keepNext w:val="0"/>
+        <w:keepLines w:val="0"/>
+        <w:tabs>
+          <w:tab w:pos="9288" w:val="right" w:leader="dot"/>
+        </w:tabs>
+        <w:spacing w:after="0" w:line="240" w:lineRule="auto" w:before="0"/>
+        <w:ind w:left="403"/>
+      </w:pPr>
+      <w:r>
+        <w:rPr>
+          <w:b w:val="0"/>
+          <w:sz w:val="18"/>
+        </w:rPr>
+        <w:t xml:space="preserve">Custo de educação e acordo patronal2</w:t>
+        <w:tab/>
+        <w:t/>
+      </w:r>
+      <w:r>
+        <w:rPr>
+          <w:sz w:val="18"/>
+        </w:rPr>
+      </w:r>
+    </w:p>
+    <w:p>
+      <w:pPr>
+        <w:keepNext w:val="0"/>
+        <w:keepLines w:val="0"/>
+        <w:tabs>
+          <w:tab w:pos="9288" w:val="right" w:leader="dot"/>
+        </w:tabs>
+        <w:spacing w:after="0" w:line="240" w:lineRule="auto" w:before="0"/>
+        <w:ind w:left="0"/>
+      </w:pPr>
+      <w:r>
+        <w:rPr>
+          <w:b/>
+          <w:sz w:val="18"/>
+        </w:rPr>
+        <w:t xml:space="preserve">15. Fontes, controle de versão e manutenção2</w:t>
+        <w:tab/>
+        <w:t/>
+      </w:r>
+      <w:r>
+        <w:rPr>
+          <w:sz w:val="18"/>
+        </w:rPr>
+      </w:r>
+    </w:p>
+    <w:p>
+      <w:pPr>
+        <w:keepNext w:val="0"/>
+        <w:keepLines w:val="0"/>
+        <w:tabs>
+          <w:tab w:pos="9288" w:val="right" w:leader="dot"/>
+        </w:tabs>
+        <w:spacing w:after="0" w:line="240" w:lineRule="auto" w:before="0"/>
+        <w:ind w:left="403"/>
+      </w:pPr>
+      <w:r>
+        <w:rPr>
+          <w:b w:val="0"/>
+          <w:sz w:val="18"/>
+        </w:rPr>
+        <w:t xml:space="preserve">Fontes iniciais oficiais2</w:t>
+        <w:tab/>
+        <w:t/>
+      </w:r>
+      <w:r>
+        <w:rPr>
+          <w:sz w:val="18"/>
+        </w:rPr>
+      </w:r>
+    </w:p>
+    <w:p>
+      <w:pPr>
+        <w:keepNext w:val="0"/>
+        <w:keepLines w:val="0"/>
+        <w:tabs>
+          <w:tab w:pos="9288" w:val="right" w:leader="dot"/>
+        </w:tabs>
+        <w:spacing w:after="0" w:line="240" w:lineRule="auto" w:before="0"/>
+        <w:ind w:left="403"/>
+      </w:pPr>
+      <w:r>
+        <w:rPr>
+          <w:b w:val="0"/>
+          <w:sz w:val="18"/>
+        </w:rPr>
+        <w:t xml:space="preserve">Política de liberação e correção2</w:t>
+        <w:tab/>
+        <w:t/>
+      </w:r>
+      <w:r>
+        <w:rPr>
+          <w:sz w:val="18"/>
+        </w:rPr>
+      </w:r>
+      <w:r>
+        <w:rPr>
+          <w:sz w:val="18"/>
+        </w:rPr>
+      </w:r>
+    </w:p>
+    <w:p>
+      <w:pPr>
         <w:pStyle w:val="Heading1"/>
+        <w:keepNext/>
       </w:pPr>
       <w:r>
-        <w:t>3. Competências essenciais</w:t>
+        <w:t xml:space="preserve">1. Como usar este guia</w:t>
+      </w:r>
+    </w:p>
+    <w:p>
+      <w:pPr>
+        <w:pStyle w:val="Heading2"/>
+        <w:keepNext/>
+      </w:pPr>
+      <w:r>
+        <w:t xml:space="preserve">Um processo de decisão cuidadoso</w:t>
+      </w:r>
+    </w:p>
+    <w:p>
+      <w:pPr>
+        <w:pStyle w:val="ListBullet"/>
+        <w:ind w:left="403" w:hanging="259"/>
+      </w:pPr>
+      <w:r>
+        <w:t xml:space="preserve">Comece com o trabalho, não com a escola.</w:t>
+      </w:r>
+    </w:p>
+    <w:p>
+      <w:pPr>
+        <w:pStyle w:val="ListBullet"/>
+        <w:ind w:left="403" w:hanging="259"/>
+      </w:pPr>
+      <w:r>
+        <w:t xml:space="preserve">Verifique os requisitos locais antes de pagar.</w:t>
+      </w:r>
+    </w:p>
+    <w:p>
+      <w:pPr>
+        <w:pStyle w:val="ListBullet"/>
+        <w:ind w:left="403" w:hanging="259"/>
+      </w:pPr>
+      <w:r>
+        <w:t xml:space="preserve">Teste o interesse em atividades seguras, fictícias, públicas ou supervisionadas.</w:t>
+      </w:r>
+    </w:p>
+    <w:p>
+      <w:pPr>
+        <w:pStyle w:val="ListBullet"/>
+        <w:ind w:left="403" w:hanging="259"/>
+      </w:pPr>
+      <w:r>
+        <w:t xml:space="preserve">Mantenha registros escritos de custos, promessas, credenciais, acomodações e condições de reembolso.</w:t>
+      </w:r>
+    </w:p>
+    <w:p>
+      <w:pPr>
+        <w:pStyle w:val="ListBullet"/>
+        <w:ind w:left="403" w:hanging="259"/>
+      </w:pPr>
+      <w:r>
+        <w:t xml:space="preserve">Faça uma pausa quando uma grande preocupação de segurança, dívida, licenciamento, acessibilidade ou família não for resolvida.</w:t>
+      </w:r>
+    </w:p>
+    <w:p>
+      <w:pPr>
+        <w:pStyle w:val="Heading1"/>
+        <w:keepNext/>
+      </w:pPr>
+      <w:r>
+        <w:t xml:space="preserve">2. O que o trabalho envolve</w:t>
+      </w:r>
+    </w:p>
+    <w:p>
+      <w:pPr>
+        <w:pStyle w:val="Heading2"/>
+        <w:keepNext/>
+      </w:pPr>
+      <w:r>
+        <w:t xml:space="preserve">Objetivo principal e configurações de trabalho</w:t>
+      </w:r>
+    </w:p>
+    <w:p>
+      <w:pPr/>
+      <w:r>
+        <w:t xml:space="preserve">Auxiliares de enfermagem e técnicos de assistência ao paciente prestam cuidados básicos ao paciente sob supervisão de enfermagem; os deveres e títulos exatos variam de acordo com o empregador e o estado.</w:t>
       </w:r>
     </w:p>
     <w:tbl>
@@ -227,268 +1461,112 @@
         <w:tblStyle w:val="TableGrid"/>
         <w:tblW w:type="auto" w:w="0"/>
         <w:jc w:val="center"/>
+        <w:tblLayout w:type="autofit"/>
         <w:tblLook w:firstColumn="1" w:firstRow="1" w:lastColumn="0" w:lastRow="0" w:noHBand="0" w:noVBand="1" w:val="04A0"/>
       </w:tblPr>
       <w:tblGrid>
-        <w:gridCol w:w="3312"/>
-        <w:gridCol w:w="3312"/>
-        <w:gridCol w:w="3312"/>
+        <w:gridCol w:w="10166"/>
       </w:tblGrid>
       <w:tr>
+        <w:trPr>
+          <w:tblHeader w:val="true"/>
+        </w:trPr>
         <w:tc>
           <w:tcPr>
-            <w:tcW w:type="dxa" w:w="3312"/>
+            <w:tcW w:type="dxa" w:w="10166"/>
+            <w:shd w:fill="D9EAF7"/>
+            <w:vAlign w:val="top"/>
           </w:tcPr>
           <w:p>
+            <w:pPr>
+              <w:spacing w:after="20" w:before="0" w:line="240" w:lineRule="auto"/>
+            </w:pPr>
             <w:r>
-              <w:t>Competência</w:t>
-            </w:r>
-          </w:p>
-        </w:tc>
-        <w:tc>
-          <w:tcPr>
-            <w:tcW w:type="dxa" w:w="3312"/>
-          </w:tcPr>
-          <w:p>
-            <w:r>
-              <w:t>Aplicação prática</w:t>
-            </w:r>
-          </w:p>
-        </w:tc>
-        <w:tc>
-          <w:tcPr>
-            <w:tcW w:type="dxa" w:w="3312"/>
-          </w:tcPr>
-          <w:p>
-            <w:r>
-              <w:t>Evidência ética</w:t>
-            </w:r>
-          </w:p>
-        </w:tc>
-        <w:trPr>
-          <w:tblHeader/>
-        </w:trPr>
-      </w:tr>
-      <w:tr>
-        <w:tc>
-          <w:tcPr>
-            <w:tcW w:type="dxa" w:w="3312"/>
-          </w:tcPr>
-          <w:p>
-            <w:r>
-              <w:t>Segurança do paciente</w:t>
-            </w:r>
-          </w:p>
-        </w:tc>
-        <w:tc>
-          <w:tcPr>
-            <w:tcW w:type="dxa" w:w="3312"/>
-          </w:tcPr>
-          <w:p>
-            <w:r>
-              <w:t>Aplicar identificação, prevenção de quedas e limites de escopo.</w:t>
-            </w:r>
-          </w:p>
-        </w:tc>
-        <w:tc>
-          <w:tcPr>
-            <w:tcW w:type="dxa" w:w="3312"/>
-          </w:tcPr>
-          <w:p>
-            <w:r>
-              <w:t>Checklist fictício de segurança.</w:t>
+              <w:rPr>
+                <w:b/>
+                <w:sz w:val="17"/>
+              </w:rPr>
+              <w:t xml:space="preserve">Configurações de trabalho comuns</w:t>
             </w:r>
           </w:p>
         </w:tc>
       </w:tr>
       <w:tr>
+        <w:trPr/>
         <w:tc>
           <w:tcPr>
-            <w:tcW w:type="dxa" w:w="3312"/>
+            <w:tcW w:type="dxa" w:w="10166"/>
+            <w:vAlign w:val="top"/>
           </w:tcPr>
           <w:p>
+            <w:pPr>
+              <w:spacing w:after="20" w:before="0" w:line="240" w:lineRule="auto"/>
+            </w:pPr>
             <w:r>
-              <w:t>Observação</w:t>
-            </w:r>
-          </w:p>
-        </w:tc>
-        <w:tc>
-          <w:tcPr>
-            <w:tcW w:type="dxa" w:w="3312"/>
-          </w:tcPr>
-          <w:p>
-            <w:r>
-              <w:t>Perceber mudanças e comunicar rapidamente.</w:t>
-            </w:r>
-          </w:p>
-        </w:tc>
-        <w:tc>
-          <w:tcPr>
-            <w:tcW w:type="dxa" w:w="3312"/>
-          </w:tcPr>
-          <w:p>
-            <w:r>
-              <w:t>Registro simulado de observações.</w:t>
+              <w:rPr>
+                <w:sz w:val="17"/>
+              </w:rPr>
+              <w:t xml:space="preserve">hospitais</w:t>
             </w:r>
           </w:p>
         </w:tc>
       </w:tr>
       <w:tr>
+        <w:trPr/>
         <w:tc>
           <w:tcPr>
-            <w:tcW w:type="dxa" w:w="3312"/>
+            <w:tcW w:type="dxa" w:w="10166"/>
+            <w:vAlign w:val="top"/>
           </w:tcPr>
           <w:p>
+            <w:pPr>
+              <w:spacing w:after="20" w:before="0" w:line="240" w:lineRule="auto"/>
+            </w:pPr>
             <w:r>
-              <w:t>Empatia com limites</w:t>
-            </w:r>
-          </w:p>
-        </w:tc>
-        <w:tc>
-          <w:tcPr>
-            <w:tcW w:type="dxa" w:w="3312"/>
-          </w:tcPr>
-          <w:p>
-            <w:r>
-              <w:t>Apoiar com respeito sem prometer resultados.</w:t>
-            </w:r>
-          </w:p>
-        </w:tc>
-        <w:tc>
-          <w:tcPr>
-            <w:tcW w:type="dxa" w:w="3312"/>
-          </w:tcPr>
-          <w:p>
-            <w:r>
-              <w:t>Roteiro fictício de atendimento.</w:t>
+              <w:rPr>
+                <w:sz w:val="17"/>
+              </w:rPr>
+              <w:t xml:space="preserve">instalações de enfermagem e de cuidados residenciais</w:t>
             </w:r>
           </w:p>
         </w:tc>
       </w:tr>
       <w:tr>
+        <w:trPr/>
         <w:tc>
           <w:tcPr>
-            <w:tcW w:type="dxa" w:w="3312"/>
+            <w:tcW w:type="dxa" w:w="10166"/>
+            <w:vAlign w:val="top"/>
           </w:tcPr>
           <w:p>
+            <w:pPr>
+              <w:spacing w:after="20" w:before="0" w:line="240" w:lineRule="auto"/>
+            </w:pPr>
             <w:r>
-              <w:t>Controle de infecção</w:t>
-            </w:r>
-          </w:p>
-        </w:tc>
-        <w:tc>
-          <w:tcPr>
-            <w:tcW w:type="dxa" w:w="3312"/>
-          </w:tcPr>
-          <w:p>
-            <w:r>
-              <w:t>Executar higiene das mãos, EPI e descarte correto.</w:t>
-            </w:r>
-          </w:p>
-        </w:tc>
-        <w:tc>
-          <w:tcPr>
-            <w:tcW w:type="dxa" w:w="3312"/>
-          </w:tcPr>
-          <w:p>
-            <w:r>
-              <w:t>Checklist simulado.</w:t>
+              <w:rPr>
+                <w:sz w:val="17"/>
+              </w:rPr>
+              <w:t xml:space="preserve">centros de reabilitação</w:t>
             </w:r>
           </w:p>
         </w:tc>
       </w:tr>
       <w:tr>
+        <w:trPr/>
         <w:tc>
           <w:tcPr>
-            <w:tcW w:type="dxa" w:w="3312"/>
+            <w:tcW w:type="dxa" w:w="10166"/>
+            <w:vAlign w:val="top"/>
           </w:tcPr>
           <w:p>
+            <w:pPr>
+              <w:spacing w:after="20" w:before="0" w:line="240" w:lineRule="auto"/>
+            </w:pPr>
             <w:r>
-              <w:t>Documentação</w:t>
-            </w:r>
-          </w:p>
-        </w:tc>
-        <w:tc>
-          <w:tcPr>
-            <w:tcW w:type="dxa" w:w="3312"/>
-          </w:tcPr>
-          <w:p>
-            <w:r>
-              <w:t>Registrar fatos, horários e respostas sem alterar dados.</w:t>
-            </w:r>
-          </w:p>
-        </w:tc>
-        <w:tc>
-          <w:tcPr>
-            <w:tcW w:type="dxa" w:w="3312"/>
-          </w:tcPr>
-          <w:p>
-            <w:r>
-              <w:t>Exemplo fictício de anotação.</w:t>
-            </w:r>
-          </w:p>
-        </w:tc>
-      </w:tr>
-      <w:tr>
-        <w:tc>
-          <w:tcPr>
-            <w:tcW w:type="dxa" w:w="3312"/>
-          </w:tcPr>
-          <w:p>
-            <w:r>
-              <w:t>Trabalho em equipe</w:t>
-            </w:r>
-          </w:p>
-        </w:tc>
-        <w:tc>
-          <w:tcPr>
-            <w:tcW w:type="dxa" w:w="3312"/>
-          </w:tcPr>
-          <w:p>
-            <w:r>
-              <w:t>Coordenar com enfermagem e outras áreas.</w:t>
-            </w:r>
-          </w:p>
-        </w:tc>
-        <w:tc>
-          <w:tcPr>
-            <w:tcW w:type="dxa" w:w="3312"/>
-          </w:tcPr>
-          <w:p>
-            <w:r>
-              <w:t>Fluxo simulado de escalonamento.</w:t>
-            </w:r>
-          </w:p>
-        </w:tc>
-      </w:tr>
-      <w:tr>
-        <w:tc>
-          <w:tcPr>
-            <w:tcW w:type="dxa" w:w="3312"/>
-          </w:tcPr>
-          <w:p>
-            <w:r>
-              <w:t>Resistência física e ergonomia</w:t>
-            </w:r>
-          </w:p>
-        </w:tc>
-        <w:tc>
-          <w:tcPr>
-            <w:tcW w:type="dxa" w:w="3312"/>
-          </w:tcPr>
-          <w:p>
-            <w:r>
-              <w:t>Movimentar pessoas com técnicas e equipamentos adequados.</w:t>
-            </w:r>
-          </w:p>
-        </w:tc>
-        <w:tc>
-          <w:tcPr>
-            <w:tcW w:type="dxa" w:w="3312"/>
-          </w:tcPr>
-          <w:p>
-            <w:r>
-              <w:t>Plano fictício de transferência.</w:t>
+              <w:rPr>
+                <w:sz w:val="17"/>
+              </w:rPr>
+              <w:t xml:space="preserve">programas de saúde domiciliar ou hospício</w:t>
             </w:r>
           </w:p>
         </w:tc>
@@ -496,568 +1574,453 @@
     </w:tbl>
     <w:p>
       <w:pPr>
-        <w:pStyle w:val="Heading1"/>
+        <w:pStyle w:val="Heading2"/>
+        <w:keepNext/>
       </w:pPr>
       <w:r>
-        <w:t>4. Educação, registro e formas de entrada</w:t>
+        <w:t xml:space="preserve">Trabalho diário, semanal e de alta consequência</w:t>
       </w:r>
     </w:p>
     <w:p>
+      <w:pPr>
+        <w:pStyle w:val="ListBullet"/>
+        <w:ind w:left="403" w:hanging="259"/>
+      </w:pPr>
       <w:r>
-        <w:t>Os requisitos variam amplamente. No Brasil, auxiliar e técnico de enfermagem são categorias profissionais regulamentadas e normalmente exigem curso reconhecido, registro no conselho competente e atuação conforme supervisão e escopo. Em outros países, cargos semelhantes podem usar nomes e credenciais diferentes.</w:t>
+        <w:t xml:space="preserve">Auxiliar na higiene, ir ao banheiro, alimentação, mobilidade e posicionamento.</w:t>
       </w:r>
     </w:p>
     <w:p>
       <w:pPr>
-        <w:pStyle w:val="ListNumber"/>
+        <w:pStyle w:val="ListBullet"/>
+        <w:ind w:left="403" w:hanging="259"/>
       </w:pPr>
       <w:r>
-        <w:t>Verificar primeiro o título oficial e o requisito legal da localidade.</w:t>
+        <w:t xml:space="preserve">Meça e registre observações básicas durante o treinamento.</w:t>
       </w:r>
     </w:p>
     <w:p>
       <w:pPr>
-        <w:pStyle w:val="ListNumber"/>
+        <w:pStyle w:val="ListBullet"/>
+        <w:ind w:left="403" w:hanging="259"/>
       </w:pPr>
       <w:r>
-        <w:t>Concluir formação reconhecida antes de realizar procedimentos clínicos.</w:t>
+        <w:t xml:space="preserve">Ajude a prevenir quedas, lesões por pressão e infecções.</w:t>
       </w:r>
     </w:p>
     <w:p>
       <w:pPr>
-        <w:pStyle w:val="ListNumber"/>
+        <w:pStyle w:val="ListBullet"/>
+        <w:ind w:left="403" w:hanging="259"/>
       </w:pPr>
       <w:r>
-        <w:t>Obter registro, licença, certificação ou exame quando exigido.</w:t>
+        <w:t xml:space="preserve">Atender sistemas de chamadas e relatar alterações.</w:t>
       </w:r>
     </w:p>
     <w:p>
       <w:pPr>
-        <w:pStyle w:val="ListNumber"/>
+        <w:pStyle w:val="ListBullet"/>
+        <w:ind w:left="403" w:hanging="259"/>
       </w:pPr>
       <w:r>
-        <w:t>Manter capacitação em primeiros socorros, suporte básico de vida e controle de infecção quando aplicável.</w:t>
+        <w:t xml:space="preserve">Apoiar a coleta de amostras ou tarefas técnicas simples quando treinado.</w:t>
       </w:r>
     </w:p>
     <w:p>
       <w:pPr>
-        <w:pStyle w:val="ListNumber"/>
+        <w:pStyle w:val="ListBullet"/>
+        <w:ind w:left="403" w:hanging="259"/>
       </w:pPr>
       <w:r>
-        <w:t>Buscar prática supervisionada e documentar competências reais.</w:t>
+        <w:t xml:space="preserve">Documente os cuidados com precisão.</w:t>
       </w:r>
     </w:p>
     <w:p>
       <w:pPr>
-        <w:pStyle w:val="ListNumber"/>
+        <w:pStyle w:val="ListBullet"/>
+        <w:ind w:left="403" w:hanging="259"/>
       </w:pPr>
       <w:r>
-        <w:t>Especializar-se depois em emergência, geriatria, diálise, centro cirúrgico, saúde mental ou cuidados domiciliares.</w:t>
+        <w:t xml:space="preserve">Proteja a dignidade, a privacidade e o consentimento.</w:t>
       </w:r>
     </w:p>
     <w:p>
-      <w:pPr>
-        <w:pStyle w:val="Heading1"/>
-      </w:pPr>
+      <w:pPr/>
       <w:r>
-        <w:t>5. Ferramentas, equipamentos e documentos comuns</w:t>
+        <w:t xml:space="preserve">Uma semana realista também inclui documentação, problemas de fornecimento ou cronograma, comunicação, verificações de qualidade e acompanhamento. As decisões de alta consequência devem ser regidas por procedimentos escritos e escalada oportuna.</w:t>
       </w:r>
     </w:p>
     <w:p>
       <w:pPr>
-        <w:pStyle w:val="ListBullet"/>
+        <w:pStyle w:val="Heading1"/>
+        <w:keepNext/>
       </w:pPr>
       <w:r>
-        <w:t>Esfigmomanômetro, termômetro, oxímetro e equipamentos autorizados</w:t>
+        <w:t xml:space="preserve">3. Deveres, ferramentas e terminologia</w:t>
       </w:r>
     </w:p>
     <w:p>
       <w:pPr>
-        <w:pStyle w:val="ListBullet"/>
+        <w:pStyle w:val="Heading2"/>
+        <w:keepNext/>
       </w:pPr>
       <w:r>
-        <w:t>Luvas, máscaras, aventais, proteção ocular e outros EPIs</w:t>
+        <w:t xml:space="preserve">Deveres comuns</w:t>
       </w:r>
     </w:p>
     <w:p>
       <w:pPr>
         <w:pStyle w:val="ListBullet"/>
+        <w:ind w:left="403" w:hanging="259"/>
       </w:pPr>
       <w:r>
-        <w:t>Camas, cadeiras de rodas, macas, elevadores e cintos de transferência</w:t>
+        <w:t xml:space="preserve">Auxiliar na higiene, ir ao banheiro, alimentação, mobilidade e posicionamento.</w:t>
       </w:r>
     </w:p>
     <w:p>
       <w:pPr>
         <w:pStyle w:val="ListBullet"/>
+        <w:ind w:left="403" w:hanging="259"/>
       </w:pPr>
       <w:r>
-        <w:t>Prontuário eletrônico, listas de trabalho e formulários clínicos</w:t>
+        <w:t xml:space="preserve">Meça e registre observações básicas durante o treinamento.</w:t>
       </w:r>
     </w:p>
     <w:p>
       <w:pPr>
         <w:pStyle w:val="ListBullet"/>
+        <w:ind w:left="403" w:hanging="259"/>
       </w:pPr>
       <w:r>
-        <w:t>Materiais de higiene, curativos e coleta, conforme autorização</w:t>
+        <w:t xml:space="preserve">Ajude a prevenir quedas, lesões por pressão e infecções.</w:t>
       </w:r>
     </w:p>
     <w:p>
       <w:pPr>
         <w:pStyle w:val="ListBullet"/>
+        <w:ind w:left="403" w:hanging="259"/>
       </w:pPr>
       <w:r>
-        <w:t>Sistemas de chamada, comunicação e identificação do paciente</w:t>
+        <w:t xml:space="preserve">Atender sistemas de chamadas e relatar alterações.</w:t>
       </w:r>
     </w:p>
     <w:p>
       <w:pPr>
         <w:pStyle w:val="ListBullet"/>
+        <w:ind w:left="403" w:hanging="259"/>
       </w:pPr>
       <w:r>
-        <w:t>Protocolos de emergência, isolamento, descarte e exposição ocupacional</w:t>
+        <w:t xml:space="preserve">Apoiar a coleta de amostras ou tarefas técnicas simples quando treinado.</w:t>
       </w:r>
     </w:p>
     <w:p>
       <w:pPr>
-        <w:pStyle w:val="Heading1"/>
+        <w:pStyle w:val="ListBullet"/>
+        <w:ind w:left="403" w:hanging="259"/>
       </w:pPr>
       <w:r>
-        <w:t>6. Segurança do paciente, privacidade e controle de infecção</w:t>
+        <w:t xml:space="preserve">Documente os cuidados com precisão.</w:t>
       </w:r>
     </w:p>
     <w:p>
       <w:pPr>
         <w:pStyle w:val="ListBullet"/>
+        <w:ind w:left="403" w:hanging="259"/>
       </w:pPr>
       <w:r>
-        <w:t>Confirme a identidade usando os identificadores exigidos antes de qualquer cuidado.</w:t>
+        <w:t xml:space="preserve">Proteja a dignidade, a privacidade e o consentimento.</w:t>
       </w:r>
     </w:p>
     <w:p>
       <w:pPr>
-        <w:pStyle w:val="ListBullet"/>
+        <w:pStyle w:val="Heading2"/>
+        <w:keepNext/>
       </w:pPr>
       <w:r>
-        <w:t>Realize higiene das mãos nos momentos indicados.</w:t>
+        <w:t xml:space="preserve">Ferramentas e registros</w:t>
       </w:r>
     </w:p>
     <w:p>
       <w:pPr>
         <w:pStyle w:val="ListBullet"/>
+        <w:ind w:left="403" w:hanging="259"/>
       </w:pPr>
       <w:r>
-        <w:t>Use EPI correto e siga isolamento e descarte de resíduos.</w:t>
+        <w:t xml:space="preserve">Cintos de marcha, elevadores, cadeiras de rodas e auxiliares de mobilidade.</w:t>
       </w:r>
     </w:p>
     <w:p>
       <w:pPr>
         <w:pStyle w:val="ListBullet"/>
+        <w:ind w:left="403" w:hanging="259"/>
       </w:pPr>
       <w:r>
-        <w:t>Não reutilize, improvise ou modifique materiais sem autorização.</w:t>
+        <w:t xml:space="preserve">Equipamento de sinais vitais.</w:t>
       </w:r>
     </w:p>
     <w:p>
       <w:pPr>
         <w:pStyle w:val="ListBullet"/>
+        <w:ind w:left="403" w:hanging="259"/>
       </w:pPr>
       <w:r>
-        <w:t>Não administre medicamentos nem execute procedimentos fora do escopo.</w:t>
+        <w:t xml:space="preserve">Equipamento de proteção individual.</w:t>
       </w:r>
     </w:p>
     <w:p>
       <w:pPr>
         <w:pStyle w:val="ListBullet"/>
+        <w:ind w:left="403" w:hanging="259"/>
       </w:pPr>
       <w:r>
-        <w:t>Proteja informações de saúde e evite conversas em áreas públicas.</w:t>
+        <w:t xml:space="preserve">Registros eletrônicos de saúde e sistemas de chamada.</w:t>
       </w:r>
     </w:p>
     <w:p>
       <w:pPr>
-        <w:pStyle w:val="ListBullet"/>
+        <w:pStyle w:val="Heading2"/>
+        <w:keepNext/>
       </w:pPr>
       <w:r>
-        <w:t>Informe imediatamente quedas, erros, exposição, deterioração ou risco.</w:t>
-      </w:r>
-    </w:p>
-    <w:p>
-      <w:pPr>
-        <w:pStyle w:val="ListBullet"/>
-      </w:pPr>
-      <w:r>
-        <w:t>Não altere registros para esconder atrasos, omissões ou incidentes.</w:t>
-      </w:r>
-    </w:p>
-    <w:p>
-      <w:pPr>
-        <w:pStyle w:val="Heading1"/>
-      </w:pPr>
-      <w:r>
-        <w:t>7. Limites clínicos e uso responsável de inteligência artificial</w:t>
-      </w:r>
-    </w:p>
-    <w:p>
-      <w:r>
-        <w:t>A IA pode apoiar educação, organização e documentação autorizada, mas não substitui avaliação clínica, protocolos, supervisão nem julgamento profissional.</w:t>
-      </w:r>
-    </w:p>
-    <w:p>
-      <w:pPr>
-        <w:pStyle w:val="ListBullet"/>
-      </w:pPr>
-      <w:r>
-        <w:t>Não carregue informações identificáveis de pacientes em IA pública sem autorização.</w:t>
-      </w:r>
-    </w:p>
-    <w:p>
-      <w:pPr>
-        <w:pStyle w:val="ListBullet"/>
-      </w:pPr>
-      <w:r>
-        <w:t>Não use IA para diagnosticar, priorizar emergência ou recomendar tratamento.</w:t>
-      </w:r>
-    </w:p>
-    <w:p>
-      <w:pPr>
-        <w:pStyle w:val="ListBullet"/>
-      </w:pPr>
-      <w:r>
-        <w:t>Verifique nomes, horários, medidas, unidades e instruções.</w:t>
-      </w:r>
-    </w:p>
-    <w:p>
-      <w:pPr>
-        <w:pStyle w:val="ListBullet"/>
-      </w:pPr>
-      <w:r>
-        <w:t>Não permita que a IA invente observações, cuidados ou respostas.</w:t>
-      </w:r>
-    </w:p>
-    <w:p>
-      <w:pPr>
-        <w:pStyle w:val="ListBullet"/>
-      </w:pPr>
-      <w:r>
-        <w:t>Mantenha a fonte original e a revisão humana autorizada.</w:t>
-      </w:r>
-    </w:p>
-    <w:p>
-      <w:pPr>
-        <w:pStyle w:val="ListBullet"/>
-      </w:pPr>
-      <w:r>
-        <w:t>Encaminhe qualquer mudança clínica à equipe responsável.</w:t>
-      </w:r>
-    </w:p>
-    <w:p>
-      <w:pPr>
-        <w:pStyle w:val="Heading1"/>
-      </w:pPr>
-      <w:r>
-        <w:t>8. Acessibilidade e adaptações</w:t>
-      </w:r>
-    </w:p>
-    <w:p>
-      <w:pPr>
-        <w:pStyle w:val="ListBullet"/>
-      </w:pPr>
-      <w:r>
-        <w:t>Instruções escritas, visuais e por etapas.</w:t>
-      </w:r>
-    </w:p>
-    <w:p>
-      <w:pPr>
-        <w:pStyle w:val="ListBullet"/>
-      </w:pPr>
-      <w:r>
-        <w:t>Ditado ou tecnologia assistiva para documentação.</w:t>
-      </w:r>
-    </w:p>
-    <w:p>
-      <w:pPr>
-        <w:pStyle w:val="ListBullet"/>
-      </w:pPr>
-      <w:r>
-        <w:t>Equipamentos de transferência e redução de esforço físico.</w:t>
-      </w:r>
-    </w:p>
-    <w:p>
-      <w:pPr>
-        <w:pStyle w:val="ListBullet"/>
-      </w:pPr>
-      <w:r>
-        <w:t>Estação de trabalho ajustável e organização ergonômica.</w:t>
-      </w:r>
-    </w:p>
-    <w:p>
-      <w:pPr>
-        <w:pStyle w:val="ListBullet"/>
-      </w:pPr>
-      <w:r>
-        <w:t>Legendas, transcrições e recursos de comunicação.</w:t>
-      </w:r>
-    </w:p>
-    <w:p>
-      <w:pPr>
-        <w:pStyle w:val="ListBullet"/>
-      </w:pPr>
-      <w:r>
-        <w:t>Horários estruturados e treinamento adicional.</w:t>
-      </w:r>
-    </w:p>
-    <w:p>
-      <w:pPr>
-        <w:pStyle w:val="ListBullet"/>
-      </w:pPr>
-      <w:r>
-        <w:t>Distribuição de tarefas compatível com restrições médicas e segurança do paciente.</w:t>
-      </w:r>
-    </w:p>
-    <w:p>
-      <w:pPr>
-        <w:pStyle w:val="Heading1"/>
-      </w:pPr>
-      <w:r>
-        <w:t>9. Plano de aprendizagem de 12 semanas</w:t>
+        <w:t xml:space="preserve">Definições</w:t>
       </w:r>
     </w:p>
     <w:tbl>
       <w:tblPr>
         <w:tblStyle w:val="TableGrid"/>
         <w:tblW w:type="auto" w:w="0"/>
+        <w:jc w:val="center"/>
+        <w:tblLayout w:type="autofit"/>
         <w:tblLook w:firstColumn="1" w:firstRow="1" w:lastColumn="0" w:lastRow="0" w:noHBand="0" w:noVBand="1" w:val="04A0"/>
       </w:tblPr>
       <w:tblGrid>
-        <w:gridCol w:w="3312"/>
-        <w:gridCol w:w="3312"/>
-        <w:gridCol w:w="3312"/>
+        <w:gridCol w:w="5083"/>
+        <w:gridCol w:w="5083"/>
       </w:tblGrid>
       <w:tr>
+        <w:trPr>
+          <w:tblHeader w:val="true"/>
+        </w:trPr>
         <w:tc>
           <w:tcPr>
-            <w:tcW w:type="dxa" w:w="3312"/>
+            <w:tcW w:type="dxa" w:w="5083"/>
+            <w:shd w:fill="D9EAF7"/>
+            <w:vAlign w:val="top"/>
           </w:tcPr>
           <w:p>
+            <w:pPr>
+              <w:spacing w:after="20" w:before="0" w:line="240" w:lineRule="auto"/>
+            </w:pPr>
             <w:r>
-              <w:t>Semanas</w:t>
+              <w:rPr>
+                <w:b/>
+                <w:sz w:val="17"/>
+              </w:rPr>
+              <w:t xml:space="preserve">Prazo</w:t>
             </w:r>
           </w:p>
         </w:tc>
         <w:tc>
           <w:tcPr>
-            <w:tcW w:type="dxa" w:w="3312"/>
+            <w:tcW w:type="dxa" w:w="5083"/>
+            <w:shd w:fill="D9EAF7"/>
+            <w:vAlign w:val="top"/>
           </w:tcPr>
           <w:p>
+            <w:pPr>
+              <w:spacing w:after="20" w:before="0" w:line="240" w:lineRule="auto"/>
+            </w:pPr>
             <w:r>
-              <w:t>Foco</w:t>
+              <w:rPr>
+                <w:b/>
+                <w:sz w:val="17"/>
+              </w:rPr>
+              <w:t xml:space="preserve">Significado em linguagem simples</w:t>
+            </w:r>
+          </w:p>
+        </w:tc>
+      </w:tr>
+      <w:tr>
+        <w:trPr/>
+        <w:tc>
+          <w:tcPr>
+            <w:tcW w:type="dxa" w:w="5083"/>
+            <w:vAlign w:val="top"/>
+          </w:tcPr>
+          <w:p>
+            <w:pPr>
+              <w:spacing w:after="20" w:before="0" w:line="240" w:lineRule="auto"/>
+            </w:pPr>
+            <w:r>
+              <w:rPr>
+                <w:sz w:val="17"/>
+              </w:rPr>
+              <w:t xml:space="preserve">Escopo de prática ou função</w:t>
             </w:r>
           </w:p>
         </w:tc>
         <w:tc>
           <w:tcPr>
-            <w:tcW w:type="dxa" w:w="3312"/>
+            <w:tcW w:type="dxa" w:w="5083"/>
+            <w:vAlign w:val="top"/>
           </w:tcPr>
           <w:p>
+            <w:pPr>
+              <w:spacing w:after="20" w:before="0" w:line="240" w:lineRule="auto"/>
+            </w:pPr>
             <w:r>
-              <w:t>Resultado</w:t>
+              <w:rPr>
+                <w:sz w:val="17"/>
+              </w:rPr>
+              <w:t xml:space="preserve">As tarefas que um trabalhador é educado, autorizado, supervisionado e legalmente autorizado a realizar.</w:t>
             </w:r>
           </w:p>
         </w:tc>
-        <w:trPr>
-          <w:tblHeader/>
-        </w:trPr>
       </w:tr>
       <w:tr>
+        <w:trPr/>
         <w:tc>
           <w:tcPr>
-            <w:tcW w:type="dxa" w:w="3312"/>
+            <w:tcW w:type="dxa" w:w="5083"/>
+            <w:vAlign w:val="top"/>
           </w:tcPr>
           <w:p>
+            <w:pPr>
+              <w:spacing w:after="20" w:before="0" w:line="240" w:lineRule="auto"/>
+            </w:pPr>
             <w:r>
-              <w:t>1-2</w:t>
+              <w:rPr>
+                <w:sz w:val="17"/>
+              </w:rPr>
+              <w:t xml:space="preserve">Competência</w:t>
             </w:r>
           </w:p>
         </w:tc>
         <w:tc>
           <w:tcPr>
-            <w:tcW w:type="dxa" w:w="3312"/>
+            <w:tcW w:type="dxa" w:w="5083"/>
+            <w:vAlign w:val="top"/>
           </w:tcPr>
           <w:p>
+            <w:pPr>
+              <w:spacing w:after="20" w:before="0" w:line="240" w:lineRule="auto"/>
+            </w:pPr>
             <w:r>
-              <w:t>Função e ética</w:t>
+              <w:rPr>
+                <w:sz w:val="17"/>
+              </w:rPr>
+              <w:t xml:space="preserve">Capacidade demonstrada de executar uma tarefa de forma segura e correta, e não apenas participação no treinamento.</w:t>
+            </w:r>
+          </w:p>
+        </w:tc>
+      </w:tr>
+      <w:tr>
+        <w:trPr/>
+        <w:tc>
+          <w:tcPr>
+            <w:tcW w:type="dxa" w:w="5083"/>
+            <w:vAlign w:val="top"/>
+          </w:tcPr>
+          <w:p>
+            <w:pPr>
+              <w:spacing w:after="20" w:before="0" w:line="240" w:lineRule="auto"/>
+            </w:pPr>
+            <w:r>
+              <w:rPr>
+                <w:sz w:val="17"/>
+              </w:rPr>
+              <w:t xml:space="preserve">Escalada</w:t>
             </w:r>
           </w:p>
         </w:tc>
         <w:tc>
           <w:tcPr>
-            <w:tcW w:type="dxa" w:w="3312"/>
+            <w:tcW w:type="dxa" w:w="5083"/>
+            <w:vAlign w:val="top"/>
           </w:tcPr>
           <w:p>
+            <w:pPr>
+              <w:spacing w:after="20" w:before="0" w:line="240" w:lineRule="auto"/>
+            </w:pPr>
             <w:r>
-              <w:t>Compreender escopo, supervisão, privacidade e dignidade.</w:t>
+              <w:rPr>
+                <w:sz w:val="17"/>
+              </w:rPr>
+              <w:t xml:space="preserve">Levar prontamente uma preocupação à pessoa com autoridade ou experiência para agir.</w:t>
             </w:r>
           </w:p>
         </w:tc>
       </w:tr>
       <w:tr>
+        <w:trPr/>
         <w:tc>
           <w:tcPr>
-            <w:tcW w:type="dxa" w:w="3312"/>
+            <w:tcW w:type="dxa" w:w="5083"/>
+            <w:vAlign w:val="top"/>
           </w:tcPr>
           <w:p>
+            <w:pPr>
+              <w:spacing w:after="20" w:before="0" w:line="240" w:lineRule="auto"/>
+            </w:pPr>
             <w:r>
-              <w:t>3-4</w:t>
+              <w:rPr>
+                <w:sz w:val="17"/>
+              </w:rPr>
+              <w:t xml:space="preserve">Documentação</w:t>
             </w:r>
           </w:p>
         </w:tc>
         <w:tc>
           <w:tcPr>
-            <w:tcW w:type="dxa" w:w="3312"/>
+            <w:tcW w:type="dxa" w:w="5083"/>
+            <w:vAlign w:val="top"/>
           </w:tcPr>
           <w:p>
+            <w:pPr>
+              <w:spacing w:after="20" w:before="0" w:line="240" w:lineRule="auto"/>
+            </w:pPr>
             <w:r>
-              <w:t>Segurança</w:t>
+              <w:rPr>
+                <w:sz w:val="17"/>
+              </w:rPr>
+              <w:t xml:space="preserve">Um registro oportuno e preciso de trabalho, observações, decisões e acompanhamento.</w:t>
+            </w:r>
+          </w:p>
+        </w:tc>
+      </w:tr>
+      <w:tr>
+        <w:trPr/>
+        <w:tc>
+          <w:tcPr>
+            <w:tcW w:type="dxa" w:w="5083"/>
+            <w:vAlign w:val="top"/>
+          </w:tcPr>
+          <w:p>
+            <w:pPr>
+              <w:spacing w:after="20" w:before="0" w:line="240" w:lineRule="auto"/>
+            </w:pPr>
+            <w:r>
+              <w:rPr>
+                <w:sz w:val="17"/>
+              </w:rPr>
+              <w:t xml:space="preserve">Portabilidade de credenciais</w:t>
             </w:r>
           </w:p>
         </w:tc>
         <w:tc>
           <w:tcPr>
-            <w:tcW w:type="dxa" w:w="3312"/>
+            <w:tcW w:type="dxa" w:w="5083"/>
+            <w:vAlign w:val="top"/>
           </w:tcPr>
           <w:p>
+            <w:pPr>
+              <w:spacing w:after="20" w:before="0" w:line="240" w:lineRule="auto"/>
+            </w:pPr>
             <w:r>
-              <w:t>Estudar identificação, quedas, ergonomia e emergências.</w:t>
-            </w:r>
-          </w:p>
-        </w:tc>
-      </w:tr>
-      <w:tr>
-        <w:tc>
-          <w:tcPr>
-            <w:tcW w:type="dxa" w:w="3312"/>
-          </w:tcPr>
-          <w:p>
-            <w:r>
-              <w:t>5-6</w:t>
-            </w:r>
-          </w:p>
-        </w:tc>
-        <w:tc>
-          <w:tcPr>
-            <w:tcW w:type="dxa" w:w="3312"/>
-          </w:tcPr>
-          <w:p>
-            <w:r>
-              <w:t>Controle de infecção</w:t>
-            </w:r>
-          </w:p>
-        </w:tc>
-        <w:tc>
-          <w:tcPr>
-            <w:tcW w:type="dxa" w:w="3312"/>
-          </w:tcPr>
-          <w:p>
-            <w:r>
-              <w:t>Praticar higiene das mãos, EPI e descarte.</w:t>
-            </w:r>
-          </w:p>
-        </w:tc>
-      </w:tr>
-      <w:tr>
-        <w:tc>
-          <w:tcPr>
-            <w:tcW w:type="dxa" w:w="3312"/>
-          </w:tcPr>
-          <w:p>
-            <w:r>
-              <w:t>7-8</w:t>
-            </w:r>
-          </w:p>
-        </w:tc>
-        <w:tc>
-          <w:tcPr>
-            <w:tcW w:type="dxa" w:w="3312"/>
-          </w:tcPr>
-          <w:p>
-            <w:r>
-              <w:t>Cuidados básicos</w:t>
-            </w:r>
-          </w:p>
-        </w:tc>
-        <w:tc>
-          <w:tcPr>
-            <w:tcW w:type="dxa" w:w="3312"/>
-          </w:tcPr>
-          <w:p>
-            <w:r>
-              <w:t>Treinar apenas em ambiente autorizado e supervisionado.</w:t>
-            </w:r>
-          </w:p>
-        </w:tc>
-      </w:tr>
-      <w:tr>
-        <w:tc>
-          <w:tcPr>
-            <w:tcW w:type="dxa" w:w="3312"/>
-          </w:tcPr>
-          <w:p>
-            <w:r>
-              <w:t>9-10</w:t>
-            </w:r>
-          </w:p>
-        </w:tc>
-        <w:tc>
-          <w:tcPr>
-            <w:tcW w:type="dxa" w:w="3312"/>
-          </w:tcPr>
-          <w:p>
-            <w:r>
-              <w:t>Documentação</w:t>
-            </w:r>
-          </w:p>
-        </w:tc>
-        <w:tc>
-          <w:tcPr>
-            <w:tcW w:type="dxa" w:w="3312"/>
-          </w:tcPr>
-          <w:p>
-            <w:r>
-              <w:t>Praticar observação, comunicação e registros fictícios.</w:t>
-            </w:r>
-          </w:p>
-        </w:tc>
-      </w:tr>
-      <w:tr>
-        <w:tc>
-          <w:tcPr>
-            <w:tcW w:type="dxa" w:w="3312"/>
-          </w:tcPr>
-          <w:p>
-            <w:r>
-              <w:t>11-12</w:t>
-            </w:r>
-          </w:p>
-        </w:tc>
-        <w:tc>
-          <w:tcPr>
-            <w:tcW w:type="dxa" w:w="3312"/>
-          </w:tcPr>
-          <w:p>
-            <w:r>
-              <w:t>Emprego</w:t>
-            </w:r>
-          </w:p>
-        </w:tc>
-        <w:tc>
-          <w:tcPr>
-            <w:tcW w:type="dxa" w:w="3312"/>
-          </w:tcPr>
-          <w:p>
-            <w:r>
-              <w:t>Atualizar currículo, analisar vagas e praticar entrevistas.</w:t>
+              <w:rPr>
+                <w:sz w:val="17"/>
+              </w:rPr>
+              <w:t xml:space="preserve">Se um certificado, licença, crédito ou hora de trabalho documentada é reconhecido por outros empregadores ou jurisdições.</w:t>
             </w:r>
           </w:p>
         </w:tc>
@@ -1066,349 +2029,1951 @@
     <w:p>
       <w:pPr>
         <w:pStyle w:val="Heading1"/>
+        <w:keepNext/>
       </w:pPr>
       <w:r>
-        <w:t>10. Portfólio ético</w:t>
+        <w:t xml:space="preserve">4. Condições de adequação, acessibilidade e realistas</w:t>
       </w:r>
     </w:p>
     <w:p>
+      <w:pPr>
+        <w:pStyle w:val="Heading2"/>
+        <w:keepNext/>
+      </w:pPr>
       <w:r>
-        <w:t>Use pacientes, diagnósticos, instituições, prontuários, sinais vitais e documentos totalmente fictícios. Nunca publique dados reais de saúde.</w:t>
+        <w:t xml:space="preserve">Perguntas sobre adequação à carreira</w:t>
       </w:r>
     </w:p>
     <w:p>
       <w:pPr>
         <w:pStyle w:val="ListBullet"/>
+        <w:ind w:left="403" w:hanging="259"/>
       </w:pPr>
       <w:r>
-        <w:t>Checklist fictício de segurança do paciente.</w:t>
+        <w:t xml:space="preserve">Posso realizar ou adaptar com segurança as tarefas essenciais?</w:t>
       </w:r>
     </w:p>
     <w:p>
       <w:pPr>
         <w:pStyle w:val="ListBullet"/>
+        <w:ind w:left="403" w:hanging="259"/>
       </w:pPr>
       <w:r>
-        <w:t>Plano simulado de prevenção de quedas.</w:t>
+        <w:t xml:space="preserve">Posso tolerar o ritmo, o horário, o ambiente, as demandas emocionais e as condições físicas?</w:t>
       </w:r>
     </w:p>
     <w:p>
       <w:pPr>
         <w:pStyle w:val="ListBullet"/>
+        <w:ind w:left="403" w:hanging="259"/>
       </w:pPr>
       <w:r>
-        <w:t>Registro fictício de sinais vitais e observações.</w:t>
+        <w:t xml:space="preserve">O salário provável suporta o custo de formação e as necessidades do meu agregado familiar?</w:t>
       </w:r>
     </w:p>
     <w:p>
       <w:pPr>
         <w:pStyle w:val="ListBullet"/>
+        <w:ind w:left="403" w:hanging="259"/>
       </w:pPr>
       <w:r>
-        <w:t>Fluxo de escalonamento de mudança clínica.</w:t>
+        <w:t xml:space="preserve">Posso atender às expectativas de transporte, cuidados e atendimento?</w:t>
       </w:r>
     </w:p>
     <w:p>
       <w:pPr>
         <w:pStyle w:val="ListBullet"/>
+        <w:ind w:left="403" w:hanging="259"/>
       </w:pPr>
       <w:r>
-        <w:t>Checklist de controle de infecção.</w:t>
+        <w:t xml:space="preserve">Eu entendo a diferença entre funções de nível básico e funções licenciadas superiores?</w:t>
       </w:r>
     </w:p>
     <w:p>
       <w:pPr>
-        <w:pStyle w:val="ListBullet"/>
+        <w:pStyle w:val="Heading2"/>
+        <w:keepNext/>
       </w:pPr>
       <w:r>
-        <w:t>Plano fictício de transferência segura.</w:t>
+        <w:t xml:space="preserve">Acomodações e acesso ao idioma</w:t>
       </w:r>
     </w:p>
     <w:p>
       <w:pPr>
         <w:pStyle w:val="ListBullet"/>
+        <w:ind w:left="403" w:hanging="259"/>
       </w:pPr>
       <w:r>
-        <w:t>Resumo educacional sobre limites de escopo.</w:t>
+        <w:t xml:space="preserve">Verifique as acomodações para admissão, salas de aula, plataformas on-line, laboratórios, colocações clínicas ou de campo, treinamento de empregadores e exames de credencial.</w:t>
       </w:r>
     </w:p>
     <w:p>
       <w:pPr>
-        <w:pStyle w:val="Heading1"/>
+        <w:pStyle w:val="ListBullet"/>
+        <w:ind w:left="403" w:hanging="259"/>
       </w:pPr>
       <w:r>
-        <w:t>11. Currículo e entrevista</w:t>
+        <w:t xml:space="preserve">Entre em contato com a escola, o empregador, o local de colocação e o órgão de teste separadamente quando eles tiverem processos separados.</w:t>
       </w:r>
     </w:p>
     <w:p>
+      <w:pPr>
+        <w:pStyle w:val="ListBullet"/>
+        <w:ind w:left="403" w:hanging="259"/>
+      </w:pPr>
       <w:r>
-        <w:t>Descreva somente experiência e competências que possa comprovar.</w:t>
+        <w:t xml:space="preserve">Pergunte sobre tecnologia acessível, métodos de treinamento modificados, agendamento, intérpretes, legendagem, espaço silencioso, equipamento ergonômico e suporte de elevação seguro.</w:t>
       </w:r>
     </w:p>
     <w:p>
       <w:pPr>
         <w:pStyle w:val="ListBullet"/>
+        <w:ind w:left="403" w:hanging="259"/>
       </w:pPr>
       <w:r>
-        <w:t>Apoiei higiene, conforto, mobilidade ou alimentação de pacientes.</w:t>
+        <w:t xml:space="preserve">A admissão não prova que o caminho completo seja acessível.</w:t>
       </w:r>
     </w:p>
     <w:p>
       <w:pPr>
-        <w:pStyle w:val="ListBullet"/>
+        <w:pStyle w:val="Heading1"/>
+        <w:keepNext/>
       </w:pPr>
       <w:r>
-        <w:t>Medi e registrei sinais vitais dentro do escopo autorizado.</w:t>
+        <w:t xml:space="preserve">5. Ética, Segurança, Limites e Escalação</w:t>
       </w:r>
     </w:p>
     <w:p>
       <w:pPr>
-        <w:pStyle w:val="ListBullet"/>
+        <w:pStyle w:val="Heading2"/>
+        <w:keepNext/>
       </w:pPr>
       <w:r>
-        <w:t>Identifiquei mudanças e comuniquei prontamente.</w:t>
+        <w:t xml:space="preserve">Escopo e regras de interrupção do trabalho</w:t>
       </w:r>
     </w:p>
     <w:p>
       <w:pPr>
         <w:pStyle w:val="ListBullet"/>
+        <w:ind w:left="403" w:hanging="259"/>
       </w:pPr>
       <w:r>
-        <w:t>Apliquei higiene das mãos, EPI e protocolos de segurança.</w:t>
+        <w:t xml:space="preserve">Não avalie, diagnostique, administre medicamentos de forma independente ou altere planos de cuidados.</w:t>
       </w:r>
     </w:p>
     <w:p>
       <w:pPr>
         <w:pStyle w:val="ListBullet"/>
+        <w:ind w:left="403" w:hanging="259"/>
       </w:pPr>
       <w:r>
-        <w:t>Protegi informações confidenciais.</w:t>
+        <w:t xml:space="preserve">Use métodos de elevação e transferência de acordo com a política de treinamento e de pessoal.</w:t>
       </w:r>
     </w:p>
     <w:p>
       <w:pPr>
         <w:pStyle w:val="ListBullet"/>
+        <w:ind w:left="403" w:hanging="259"/>
       </w:pPr>
       <w:r>
-        <w:t>Trabalhei com respeito, empatia e limites profissionais.</w:t>
+        <w:t xml:space="preserve">Relate abuso, negligência, mudanças repentinas e riscos à segurança.</w:t>
       </w:r>
     </w:p>
     <w:p>
+      <w:pPr>
+        <w:pStyle w:val="ListBullet"/>
+        <w:ind w:left="403" w:hanging="259"/>
+      </w:pPr>
       <w:r>
-        <w:t>Perguntas comuns de entrevista:</w:t>
+        <w:t xml:space="preserve">Não execute tarefas de técnico de atendimento ao paciente apenas porque o título sugere autoridade mais ampla.</w:t>
       </w:r>
     </w:p>
     <w:p>
       <w:pPr>
-        <w:pStyle w:val="ListBullet"/>
+        <w:pStyle w:val="Heading2"/>
+        <w:keepNext/>
       </w:pPr>
       <w:r>
-        <w:t>O que você faz ao observar uma mudança súbita no paciente?</w:t>
+        <w:t xml:space="preserve">Saúde e segurança psicológica</w:t>
       </w:r>
     </w:p>
     <w:p>
       <w:pPr>
         <w:pStyle w:val="ListBullet"/>
+        <w:ind w:left="403" w:hanging="259"/>
       </w:pPr>
       <w:r>
-        <w:t>Como confirma a identidade antes de um cuidado?</w:t>
+        <w:t xml:space="preserve">Levantamento e lesão musculoesquelética.</w:t>
       </w:r>
     </w:p>
     <w:p>
       <w:pPr>
         <w:pStyle w:val="ListBullet"/>
+        <w:ind w:left="403" w:hanging="259"/>
       </w:pPr>
       <w:r>
-        <w:t>Como previne quedas e lesões durante transferências?</w:t>
+        <w:t xml:space="preserve">Infecção e exposição a objetos cortantes.</w:t>
       </w:r>
     </w:p>
     <w:p>
       <w:pPr>
         <w:pStyle w:val="ListBullet"/>
+        <w:ind w:left="403" w:hanging="259"/>
       </w:pPr>
       <w:r>
-        <w:t>O que faria se pedissem um procedimento fora do seu escopo?</w:t>
+        <w:t xml:space="preserve">Violência, tristeza e esgotamento.</w:t>
       </w:r>
     </w:p>
     <w:p>
       <w:pPr>
         <w:pStyle w:val="ListBullet"/>
+        <w:ind w:left="403" w:hanging="259"/>
       </w:pPr>
       <w:r>
-        <w:t>Como protege informações de saúde?</w:t>
+        <w:t xml:space="preserve">Falta de pessoal e pressão de tempo.</w:t>
       </w:r>
     </w:p>
     <w:p>
-      <w:pPr>
-        <w:pStyle w:val="ListBullet"/>
-      </w:pPr>
+      <w:pPr/>
       <w:r>
-        <w:t>Como usaria IA sem comprometer segurança ou privacidade?</w:t>
+        <w:t xml:space="preserve">Os leitores devem aprender sobre relatórios de incidentes, resposta a emergências, procedimentos de exposição, compensação de trabalhadores, regras anti-retaliação, assistência aos funcionários e quando eles têm autoridade para interromper o trabalho inseguro.</w:t>
       </w:r>
     </w:p>
     <w:p>
       <w:pPr>
         <w:pStyle w:val="Heading1"/>
+        <w:keepNext/>
       </w:pPr>
       <w:r>
-        <w:t>12. Como avaliar uma vaga</w:t>
+        <w:t xml:space="preserve">6. Salários, benefícios e pesquisa do mercado de trabalho</w:t>
       </w:r>
     </w:p>
     <w:p>
       <w:pPr>
-        <w:pStyle w:val="ListBullet"/>
+        <w:pStyle w:val="Heading2"/>
+        <w:keepNext/>
       </w:pPr>
       <w:r>
-        <w:t>Confirme salário, benefícios, contrato, turnos e local.</w:t>
+        <w:t xml:space="preserve">Ponto de partida nacional</w:t>
       </w:r>
     </w:p>
     <w:p>
-      <w:pPr>
-        <w:pStyle w:val="ListBullet"/>
-      </w:pPr>
+      <w:pPr/>
       <w:r>
-        <w:t>Pergunte sobre número de pacientes, unidade, supervisão e tarefas.</w:t>
+        <w:t xml:space="preserve">O BLS relatou um salário médio anual em maio de 2024 de US$ 39.530 para auxiliares de enfermagem.</w:t>
       </w:r>
     </w:p>
     <w:p>
-      <w:pPr>
-        <w:pStyle w:val="ListBullet"/>
-      </w:pPr>
+      <w:pPr/>
       <w:r>
-        <w:t>Esclareça formação, registro e competências obrigatórias.</w:t>
+        <w:t xml:space="preserve">BLS projeta crescimento de 2% para auxiliares e auxiliares de enfermagem de 2024 a 2034; a procura de substituição continua a ser significativa.</w:t>
       </w:r>
     </w:p>
     <w:p>
       <w:pPr>
-        <w:pStyle w:val="ListBullet"/>
+        <w:pStyle w:val="Heading2"/>
+        <w:keepNext/>
       </w:pPr>
       <w:r>
-        <w:t>Verifique equipamentos de transferência, EPI e protocolos.</w:t>
+        <w:t xml:space="preserve">Pesquisa local de salários e benefícios</w:t>
       </w:r>
     </w:p>
     <w:p>
       <w:pPr>
         <w:pStyle w:val="ListBullet"/>
+        <w:ind w:left="403" w:hanging="259"/>
       </w:pPr>
       <w:r>
-        <w:t>Entenda exposição a riscos, apoio de emergência e treinamento.</w:t>
+        <w:t xml:space="preserve">Compare pelo menos 25 postagens atuais na região.</w:t>
       </w:r>
     </w:p>
     <w:p>
       <w:pPr>
         <w:pStyle w:val="ListBullet"/>
+        <w:ind w:left="403" w:hanging="259"/>
       </w:pPr>
       <w:r>
-        <w:t>Desconfie de empregadores que exijam procedimentos fora do escopo ou sem supervisão.</w:t>
+        <w:t xml:space="preserve">Separe o pagamento base dos diferenciais de turno, horas extras, bônus, pagamento por chamadas e taxas diárias.</w:t>
       </w:r>
     </w:p>
     <w:p>
       <w:pPr>
-        <w:pStyle w:val="Heading1"/>
+        <w:pStyle w:val="ListBullet"/>
+        <w:ind w:left="403" w:hanging="259"/>
       </w:pPr>
       <w:r>
-        <w:t>13. Caminhos de crescimento</w:t>
+        <w:t xml:space="preserve">Estime seguro saúde, aposentadoria, licença remunerada, benefícios de mensalidades, benefícios sindicais, estacionamento, uniformes, ferramentas, licenciamento e viagens não remuneradas.</w:t>
       </w:r>
     </w:p>
     <w:p>
       <w:pPr>
         <w:pStyle w:val="ListBullet"/>
+        <w:ind w:left="403" w:hanging="259"/>
       </w:pPr>
       <w:r>
-        <w:t>Técnico de enfermagem sênior</w:t>
+        <w:t xml:space="preserve">Registre se os empregos são de funcionário, temporário, contratado, diária ou de meio período.</w:t>
       </w:r>
     </w:p>
     <w:p>
       <w:pPr>
         <w:pStyle w:val="ListBullet"/>
+        <w:ind w:left="403" w:hanging="259"/>
       </w:pPr>
       <w:r>
-        <w:t>Técnico de unidade especializada</w:t>
+        <w:t xml:space="preserve">Utilize estimativas conservadoras e nunca trate a mediana nacional como um salário inicial garantido.</w:t>
       </w:r>
     </w:p>
     <w:p>
       <w:pPr>
-        <w:pStyle w:val="ListBullet"/>
+        <w:pStyle w:val="Heading1"/>
+        <w:keepNext/>
       </w:pPr>
       <w:r>
-        <w:t>Técnico de emergência ou cuidados intensivos, com formação exigida</w:t>
+        <w:t xml:space="preserve">7. Educação, escolas e credenciais</w:t>
       </w:r>
     </w:p>
     <w:p>
       <w:pPr>
-        <w:pStyle w:val="ListBullet"/>
+        <w:pStyle w:val="Heading2"/>
+        <w:keepNext/>
       </w:pPr>
       <w:r>
-        <w:t>Técnico de diálise, centro cirúrgico ou saúde mental</w:t>
+        <w:t xml:space="preserve">Caminho educacional</w:t>
       </w:r>
     </w:p>
     <w:p>
-      <w:pPr>
-        <w:pStyle w:val="ListBullet"/>
-      </w:pPr>
+      <w:pPr/>
       <w:r>
-        <w:t>Preceptor ou instrutor de apoio clínico</w:t>
+        <w:t xml:space="preserve">Os auxiliares de enfermagem geralmente completam um programa aprovado pelo estado e um exame de competência. Os programas de técnicos de atendimento ao paciente variam e podem agregar habilidades específicas do empregador.</w:t>
       </w:r>
     </w:p>
     <w:p>
-      <w:pPr>
-        <w:pStyle w:val="ListBullet"/>
-      </w:pPr>
+      <w:pPr/>
       <w:r>
-        <w:t>Coordenador de equipe de apoio</w:t>
+        <w:t xml:space="preserve">Verifique o registro de auxiliar de enfermagem, certificação estadual, histórico, saúde, competência contínua e requisitos do empregador. Confirme se certificados PCT adicionais são reconhecidos localmente.</w:t>
       </w:r>
     </w:p>
     <w:p>
       <w:pPr>
-        <w:pStyle w:val="ListBullet"/>
+        <w:pStyle w:val="Heading2"/>
+        <w:keepNext/>
       </w:pPr>
       <w:r>
-        <w:t>Enfermeiro, mediante graduação e registro profissional</w:t>
+        <w:t xml:space="preserve">Verificação de escola e credencial</w:t>
       </w:r>
     </w:p>
     <w:p>
       <w:pPr>
         <w:pStyle w:val="ListBullet"/>
+        <w:ind w:left="403" w:hanging="259"/>
       </w:pPr>
       <w:r>
-        <w:t>Gestão de serviços de saúde, com formação adicional</w:t>
+        <w:t xml:space="preserve">Verifique o credenciamento institucional e programático quando aplicável.</w:t>
       </w:r>
     </w:p>
     <w:p>
       <w:pPr>
-        <w:pStyle w:val="Heading1"/>
+        <w:pStyle w:val="ListBullet"/>
+        <w:ind w:left="403" w:hanging="259"/>
       </w:pPr>
       <w:r>
-        <w:t>14. Fontes oficiais e verificação</w:t>
+        <w:t xml:space="preserve">Confirme por escrito a elegibilidade do conselho de licenciamento ou do exame de certificação.</w:t>
       </w:r>
     </w:p>
     <w:p>
       <w:pPr>
         <w:pStyle w:val="ListBullet"/>
-      </w:pPr>
-      <w:hyperlink r:id="rId9">
-        <w:r>
-          <w:rPr>
-            <w:color w:val="0563C1"/>
-            <w:u w:val="single"/>
-          </w:rPr>
-          <w:t>Conselho Federal de Enfermagem - COFEN</w:t>
-        </w:r>
-      </w:hyperlink>
+        <w:ind w:left="403" w:hanging="259"/>
+      </w:pPr>
+      <w:r>
+        <w:t xml:space="preserve">Pergunte se há transferência de créditos, horas clínicas, horas de aprendizagem e credenciais.</w:t>
+      </w:r>
     </w:p>
     <w:p>
       <w:pPr>
         <w:pStyle w:val="ListBullet"/>
-      </w:pPr>
-      <w:hyperlink r:id="rId10">
-        <w:r>
-          <w:rPr>
-            <w:color w:val="0563C1"/>
-            <w:u w:val="single"/>
-          </w:rPr>
-          <w:t>Ministério da Saúde do Brasil</w:t>
-        </w:r>
-      </w:hyperlink>
+        <w:ind w:left="403" w:hanging="259"/>
+      </w:pPr>
+      <w:r>
+        <w:t xml:space="preserve">Calcule mensalidades, taxas, livros, ferramentas, uniformes, requisitos de saúde, verificações de antecedentes, exames, viagens, cuidados infantis e salários perdidos.</w:t>
+      </w:r>
+    </w:p>
+    <w:p>
+      <w:pPr>
+        <w:pStyle w:val="ListBullet"/>
+        <w:ind w:left="403" w:hanging="259"/>
+      </w:pPr>
+      <w:r>
+        <w:t xml:space="preserve">Revise as informações de conclusão, desistência, aprovação no exame, dívida, colocação, reembolso, reclamação e fechamento da escola.</w:t>
+      </w:r>
+    </w:p>
+    <w:p>
+      <w:pPr>
+        <w:pStyle w:val="ListBullet"/>
+        <w:ind w:left="403" w:hanging="259"/>
+      </w:pPr>
+      <w:r>
+        <w:t xml:space="preserve">Evite programas que garantam empregos, escondam custos totais ou recusem resultados escritos.</w:t>
+      </w:r>
+    </w:p>
+    <w:p>
+      <w:pPr>
+        <w:pStyle w:val="Heading1"/>
+        <w:keepNext/>
+      </w:pPr>
+      <w:r>
+        <w:t xml:space="preserve">8. Aprendizagem apoiada pelo empregador</w:t>
+      </w:r>
+    </w:p>
+    <w:p>
+      <w:pPr>
+        <w:pStyle w:val="Heading2"/>
+        <w:keepNext/>
+      </w:pPr>
+      <w:r>
+        <w:t xml:space="preserve">Assistência e reembolso de mensalidades</w:t>
+      </w:r>
+    </w:p>
+    <w:p>
+      <w:pPr>
+        <w:pStyle w:val="ListBullet"/>
+        <w:ind w:left="403" w:hanging="259"/>
+      </w:pPr>
+      <w:r>
+        <w:t xml:space="preserve">Os empregadores podem pagar mensalidades, certificação, licenciamento, educação continuada, livros, ferramentas, uniformes, exames ou tempo de treinamento remunerado.</w:t>
+      </w:r>
+    </w:p>
+    <w:p>
+      <w:pPr>
+        <w:pStyle w:val="ListBullet"/>
+        <w:ind w:left="403" w:hanging="259"/>
+      </w:pPr>
+      <w:r>
+        <w:t xml:space="preserve">Obtenha aprovação prévia e o acordo completo por escrito.</w:t>
+      </w:r>
+    </w:p>
+    <w:p>
+      <w:pPr>
+        <w:pStyle w:val="ListBullet"/>
+        <w:ind w:left="403" w:hanging="259"/>
+      </w:pPr>
+      <w:r>
+        <w:t xml:space="preserve">Um compromisso de serviço pode exigir a continuação do emprego, às vezes por até dois anos.</w:t>
+      </w:r>
+    </w:p>
+    <w:p>
+      <w:pPr>
+        <w:pStyle w:val="ListBullet"/>
+        <w:ind w:left="403" w:hanging="259"/>
+      </w:pPr>
+      <w:r>
+        <w:t xml:space="preserve">A saída voluntária pode desencadear o reembolso total ou proporcional.</w:t>
+      </w:r>
+    </w:p>
+    <w:p>
+      <w:pPr>
+        <w:pStyle w:val="ListBullet"/>
+        <w:ind w:left="403" w:hanging="259"/>
+      </w:pPr>
+      <w:r>
+        <w:t xml:space="preserve">O acordo deve abordar explicitamente o despedimento, a eliminação de cargos, o encerramento de instalações, a reestruturação, a invalidez, o serviço militar, a reforma e a transferência dirigida pelo empregador.</w:t>
+      </w:r>
+    </w:p>
+    <w:p>
+      <w:pPr>
+        <w:pStyle w:val="ListBullet"/>
+        <w:ind w:left="403" w:hanging="259"/>
+      </w:pPr>
+      <w:r>
+        <w:t xml:space="preserve">Não presuma que um prazo de reembolso é legal apenas porque está escrito; controles legais locais.</w:t>
+      </w:r>
+    </w:p>
+    <w:p>
+      <w:pPr>
+        <w:pStyle w:val="Heading2"/>
+        <w:keepNext/>
+      </w:pPr>
+      <w:r>
+        <w:t xml:space="preserve">Estágios, aprendizagens e carreiras</w:t>
+      </w:r>
+    </w:p>
+    <w:p>
+      <w:pPr>
+        <w:pStyle w:val="ListBullet"/>
+        <w:ind w:left="403" w:hanging="259"/>
+      </w:pPr>
+      <w:r>
+        <w:t xml:space="preserve">Distinguir emprego remunerado, estágio, estágio externo, estágio, colocação clínica, residência, bolsa, pré-aprendizagem e aprendizagem registrada.</w:t>
+      </w:r>
+    </w:p>
+    <w:p>
+      <w:pPr>
+        <w:pStyle w:val="ListBullet"/>
+        <w:ind w:left="403" w:hanging="259"/>
+      </w:pPr>
+      <w:r>
+        <w:t xml:space="preserve">Verifique salários, benefícios, supervisão, crédito acadêmico, crédito de licenciamento, verificações de competência, remuneração trabalhista e portabilidade de credenciais.</w:t>
+      </w:r>
+    </w:p>
+    <w:p>
+      <w:pPr>
+        <w:pStyle w:val="ListBullet"/>
+        <w:ind w:left="403" w:hanging="259"/>
+      </w:pPr>
+      <w:r>
+        <w:t xml:space="preserve">Os empregadores de saúde podem usar estágios remunerados, programas intermediários, estágios clínicos, residências ou parcerias de mensalidades para desenvolver funcionários qualificados.</w:t>
+      </w:r>
+    </w:p>
+    <w:p>
+      <w:pPr>
+        <w:pStyle w:val="ListBullet"/>
+        <w:ind w:left="403" w:hanging="259"/>
+      </w:pPr>
+      <w:r>
+        <w:t xml:space="preserve">A mentoria e o acompanhamento profissional complementam, mas não substituem a supervisão necessária ou a educação licenciada.</w:t>
+      </w:r>
+    </w:p>
+    <w:p>
+      <w:pPr>
+        <w:pStyle w:val="Heading1"/>
+        <w:keepNext/>
+      </w:pPr>
+      <w:r>
+        <w:t xml:space="preserve">9. Direitos dos trabalhadores, privacidade, segurança cibernética e IA ética</w:t>
+      </w:r>
+    </w:p>
+    <w:p>
+      <w:pPr>
+        <w:pStyle w:val="Heading2"/>
+        <w:keepNext/>
+      </w:pPr>
+      <w:r>
+        <w:t xml:space="preserve">Proteções trabalhistas</w:t>
+      </w:r>
+    </w:p>
+    <w:p>
+      <w:pPr>
+        <w:pStyle w:val="ListBullet"/>
+        <w:ind w:left="403" w:hanging="259"/>
+      </w:pPr>
+      <w:r>
+        <w:t xml:space="preserve">Verifique se o treinamento necessário, viagens entre locais, tempo de permanência, troca de uniforme e horas extras são compensáveis.</w:t>
+      </w:r>
+    </w:p>
+    <w:p>
+      <w:pPr>
+        <w:pStyle w:val="ListBullet"/>
+        <w:ind w:left="403" w:hanging="259"/>
+      </w:pPr>
+      <w:r>
+        <w:t xml:space="preserve">Entenda as classificações de funcionários, contratados, temporários e diárias.</w:t>
+      </w:r>
+    </w:p>
+    <w:p>
+      <w:pPr>
+        <w:pStyle w:val="ListBullet"/>
+        <w:ind w:left="403" w:hanging="259"/>
+      </w:pPr>
+      <w:r>
+        <w:t xml:space="preserve">Confirme os requisitos de antecedentes, saúde, vacinação, direção, impressões digitais e autorização de trabalho antes de gastar dinheiro.</w:t>
+      </w:r>
+    </w:p>
+    <w:p>
+      <w:pPr>
+        <w:pStyle w:val="ListBullet"/>
+        <w:ind w:left="403" w:hanging="259"/>
+      </w:pPr>
+      <w:r>
+        <w:t xml:space="preserve">Conheça os caminhos de reclamação e recurso em caso de discriminação, retaliação, violações salariais, trabalho inseguro ou formação inacessível.</w:t>
+      </w:r>
+    </w:p>
+    <w:p>
+      <w:pPr>
+        <w:pStyle w:val="Heading2"/>
+        <w:keepNext/>
+      </w:pPr>
+      <w:r>
+        <w:t xml:space="preserve">Tecnologia responsável</w:t>
+      </w:r>
+    </w:p>
+    <w:p>
+      <w:pPr>
+        <w:pStyle w:val="ListBullet"/>
+        <w:ind w:left="403" w:hanging="259"/>
+      </w:pPr>
+      <w:r>
+        <w:t xml:space="preserve">Utilize apenas sistemas autorizados e as informações pessoais mínimas necessárias.</w:t>
+      </w:r>
+    </w:p>
+    <w:p>
+      <w:pPr>
+        <w:pStyle w:val="ListBullet"/>
+        <w:ind w:left="403" w:hanging="259"/>
+      </w:pPr>
+      <w:r>
+        <w:t xml:space="preserve">Não coloque informações de pacientes, clientes, empregadores, estudantes ou informações proprietárias em ferramentas públicas de IA.</w:t>
+      </w:r>
+    </w:p>
+    <w:p>
+      <w:pPr>
+        <w:pStyle w:val="ListBullet"/>
+        <w:ind w:left="403" w:hanging="259"/>
+      </w:pPr>
+      <w:r>
+        <w:t xml:space="preserve">Verifique os resultados da IA ​​e nunca fabrique credenciais, notas, registros, referências ou amostras de trabalho.</w:t>
+      </w:r>
+    </w:p>
+    <w:p>
+      <w:pPr>
+        <w:pStyle w:val="ListBullet"/>
+        <w:ind w:left="403" w:hanging="259"/>
+      </w:pPr>
+      <w:r>
+        <w:t xml:space="preserve">Proteja senhas, autenticação multifator, dispositivos portáteis, registros e comunicações seguras.</w:t>
+      </w:r>
+    </w:p>
+    <w:p>
+      <w:pPr>
+        <w:pStyle w:val="ListBullet"/>
+        <w:ind w:left="403" w:hanging="259"/>
+      </w:pPr>
+      <w:r>
+        <w:t xml:space="preserve">Relate imediatamente suspeitas de phishing, acesso não autorizado, alteração de registros ou incidentes de privacidade.</w:t>
+      </w:r>
+    </w:p>
+    <w:p>
+      <w:pPr>
+        <w:pStyle w:val="Heading1"/>
+        <w:keepNext/>
+      </w:pPr>
+      <w:r>
+        <w:t xml:space="preserve">10. Crie evidências e aplique</w:t>
+      </w:r>
+    </w:p>
+    <w:p>
+      <w:pPr>
+        <w:pStyle w:val="Heading2"/>
+        <w:keepNext/>
+      </w:pPr>
+      <w:r>
+        <w:t xml:space="preserve">Evidência de portfólio ético</w:t>
+      </w:r>
+    </w:p>
+    <w:p>
+      <w:pPr>
+        <w:pStyle w:val="ListBullet"/>
+        <w:ind w:left="403" w:hanging="259"/>
+      </w:pPr>
+      <w:r>
+        <w:t xml:space="preserve">Use informações fictícias, públicas ou totalmente higienizadas.</w:t>
+      </w:r>
+    </w:p>
+    <w:p>
+      <w:pPr>
+        <w:pStyle w:val="ListBullet"/>
+        <w:ind w:left="403" w:hanging="259"/>
+      </w:pPr>
+      <w:r>
+        <w:t xml:space="preserve">Crie um mapa de fluxo de trabalho, uma lista de verificação de segurança, um registro de qualidade, um diretório de recursos, um plano de manutenção ou um exemplo de comunicação apropriado para a ocupação.</w:t>
+      </w:r>
+    </w:p>
+    <w:p>
+      <w:pPr>
+        <w:pStyle w:val="ListBullet"/>
+        <w:ind w:left="403" w:hanging="259"/>
+      </w:pPr>
+      <w:r>
+        <w:t xml:space="preserve">Explique o que você fez, quais evidências você usou, o que você escalaria e o que permaneceu fora de sua autoridade.</w:t>
+      </w:r>
+    </w:p>
+    <w:p>
+      <w:pPr>
+        <w:pStyle w:val="ListBullet"/>
+        <w:ind w:left="403" w:hanging="259"/>
+      </w:pPr>
+      <w:r>
+        <w:t xml:space="preserve">Nunca use registros confidenciais, formulários proprietários, manuais protegidos por direitos autorais ou informações reais de clientes sem permissão.</w:t>
+      </w:r>
+    </w:p>
+    <w:p>
+      <w:pPr>
+        <w:pStyle w:val="Heading2"/>
+        <w:keepNext/>
+      </w:pPr>
+      <w:r>
+        <w:t xml:space="preserve">Preparação de currículo e entrevista</w:t>
+      </w:r>
+    </w:p>
+    <w:tbl>
+      <w:tblPr>
+        <w:tblStyle w:val="TableGrid"/>
+        <w:tblW w:type="auto" w:w="0"/>
+        <w:jc w:val="center"/>
+        <w:tblLayout w:type="autofit"/>
+        <w:tblLook w:firstColumn="1" w:firstRow="1" w:lastColumn="0" w:lastRow="0" w:noHBand="0" w:noVBand="1" w:val="04A0"/>
+      </w:tblPr>
+      <w:tblGrid>
+        <w:gridCol w:w="5083"/>
+        <w:gridCol w:w="5083"/>
+      </w:tblGrid>
+      <w:tr>
+        <w:trPr>
+          <w:tblHeader w:val="true"/>
+        </w:trPr>
+        <w:tc>
+          <w:tcPr>
+            <w:tcW w:type="dxa" w:w="5083"/>
+            <w:shd w:fill="D9EAF7"/>
+            <w:vAlign w:val="top"/>
+          </w:tcPr>
+          <w:p>
+            <w:pPr>
+              <w:spacing w:after="20" w:before="0" w:line="240" w:lineRule="auto"/>
+            </w:pPr>
+            <w:r>
+              <w:rPr>
+                <w:b/>
+                <w:sz w:val="17"/>
+              </w:rPr>
+              <w:t xml:space="preserve">Área de evidências</w:t>
+            </w:r>
+          </w:p>
+        </w:tc>
+        <w:tc>
+          <w:tcPr>
+            <w:tcW w:type="dxa" w:w="5083"/>
+            <w:shd w:fill="D9EAF7"/>
+            <w:vAlign w:val="top"/>
+          </w:tcPr>
+          <w:p>
+            <w:pPr>
+              <w:spacing w:after="20" w:before="0" w:line="240" w:lineRule="auto"/>
+            </w:pPr>
+            <w:r>
+              <w:rPr>
+                <w:b/>
+                <w:sz w:val="17"/>
+              </w:rPr>
+              <w:t xml:space="preserve">Exemplo</w:t>
+            </w:r>
+          </w:p>
+        </w:tc>
+      </w:tr>
+      <w:tr>
+        <w:trPr/>
+        <w:tc>
+          <w:tcPr>
+            <w:tcW w:type="dxa" w:w="5083"/>
+            <w:vAlign w:val="top"/>
+          </w:tcPr>
+          <w:p>
+            <w:pPr>
+              <w:spacing w:after="20" w:before="0" w:line="240" w:lineRule="auto"/>
+            </w:pPr>
+            <w:r>
+              <w:rPr>
+                <w:sz w:val="17"/>
+              </w:rPr>
+              <w:t xml:space="preserve">Confiabilidade</w:t>
+            </w:r>
+          </w:p>
+        </w:tc>
+        <w:tc>
+          <w:tcPr>
+            <w:tcW w:type="dxa" w:w="5083"/>
+            <w:vAlign w:val="top"/>
+          </w:tcPr>
+          <w:p>
+            <w:pPr>
+              <w:spacing w:after="20" w:before="0" w:line="240" w:lineRule="auto"/>
+            </w:pPr>
+            <w:r>
+              <w:rPr>
+                <w:sz w:val="17"/>
+              </w:rPr>
+              <w:t xml:space="preserve">Tarefas agendadas concluídas e exceções documentadas prontamente.</w:t>
+            </w:r>
+          </w:p>
+        </w:tc>
+      </w:tr>
+      <w:tr>
+        <w:trPr/>
+        <w:tc>
+          <w:tcPr>
+            <w:tcW w:type="dxa" w:w="5083"/>
+            <w:vAlign w:val="top"/>
+          </w:tcPr>
+          <w:p>
+            <w:pPr>
+              <w:spacing w:after="20" w:before="0" w:line="240" w:lineRule="auto"/>
+            </w:pPr>
+            <w:r>
+              <w:rPr>
+                <w:sz w:val="17"/>
+              </w:rPr>
+              <w:t xml:space="preserve">Segurança</w:t>
+            </w:r>
+          </w:p>
+        </w:tc>
+        <w:tc>
+          <w:tcPr>
+            <w:tcW w:type="dxa" w:w="5083"/>
+            <w:vAlign w:val="top"/>
+          </w:tcPr>
+          <w:p>
+            <w:pPr>
+              <w:spacing w:after="20" w:before="0" w:line="240" w:lineRule="auto"/>
+            </w:pPr>
+            <w:r>
+              <w:rPr>
+                <w:sz w:val="17"/>
+              </w:rPr>
+              <w:t xml:space="preserve">Identificou um perigo, interrompeu ou protegeu o trabalho e escalou corretamente.</w:t>
+            </w:r>
+          </w:p>
+        </w:tc>
+      </w:tr>
+      <w:tr>
+        <w:trPr/>
+        <w:tc>
+          <w:tcPr>
+            <w:tcW w:type="dxa" w:w="5083"/>
+            <w:vAlign w:val="top"/>
+          </w:tcPr>
+          <w:p>
+            <w:pPr>
+              <w:spacing w:after="20" w:before="0" w:line="240" w:lineRule="auto"/>
+            </w:pPr>
+            <w:r>
+              <w:rPr>
+                <w:sz w:val="17"/>
+              </w:rPr>
+              <w:t xml:space="preserve">Precisão</w:t>
+            </w:r>
+          </w:p>
+        </w:tc>
+        <w:tc>
+          <w:tcPr>
+            <w:tcW w:type="dxa" w:w="5083"/>
+            <w:vAlign w:val="top"/>
+          </w:tcPr>
+          <w:p>
+            <w:pPr>
+              <w:spacing w:after="20" w:before="0" w:line="240" w:lineRule="auto"/>
+            </w:pPr>
+            <w:r>
+              <w:rPr>
+                <w:sz w:val="17"/>
+              </w:rPr>
+              <w:t xml:space="preserve">Usou uma lista de verificação ou processo de reconciliação e corrigiu uma discrepância.</w:t>
+            </w:r>
+          </w:p>
+        </w:tc>
+      </w:tr>
+      <w:tr>
+        <w:trPr/>
+        <w:tc>
+          <w:tcPr>
+            <w:tcW w:type="dxa" w:w="5083"/>
+            <w:vAlign w:val="top"/>
+          </w:tcPr>
+          <w:p>
+            <w:pPr>
+              <w:spacing w:after="20" w:before="0" w:line="240" w:lineRule="auto"/>
+            </w:pPr>
+            <w:r>
+              <w:rPr>
+                <w:sz w:val="17"/>
+              </w:rPr>
+              <w:t xml:space="preserve">Comunicação</w:t>
+            </w:r>
+          </w:p>
+        </w:tc>
+        <w:tc>
+          <w:tcPr>
+            <w:tcW w:type="dxa" w:w="5083"/>
+            <w:vAlign w:val="top"/>
+          </w:tcPr>
+          <w:p>
+            <w:pPr>
+              <w:spacing w:after="20" w:before="0" w:line="240" w:lineRule="auto"/>
+            </w:pPr>
+            <w:r>
+              <w:rPr>
+                <w:sz w:val="17"/>
+              </w:rPr>
+              <w:t xml:space="preserve">Explicou claramente uma preocupação e confirmou o acompanhamento.</w:t>
+            </w:r>
+          </w:p>
+        </w:tc>
+      </w:tr>
+      <w:tr>
+        <w:trPr/>
+        <w:tc>
+          <w:tcPr>
+            <w:tcW w:type="dxa" w:w="5083"/>
+            <w:vAlign w:val="top"/>
+          </w:tcPr>
+          <w:p>
+            <w:pPr>
+              <w:spacing w:after="20" w:before="0" w:line="240" w:lineRule="auto"/>
+            </w:pPr>
+            <w:r>
+              <w:rPr>
+                <w:sz w:val="17"/>
+              </w:rPr>
+              <w:t xml:space="preserve">Aprendizado</w:t>
+            </w:r>
+          </w:p>
+        </w:tc>
+        <w:tc>
+          <w:tcPr>
+            <w:tcW w:type="dxa" w:w="5083"/>
+            <w:vAlign w:val="top"/>
+          </w:tcPr>
+          <w:p>
+            <w:pPr>
+              <w:spacing w:after="20" w:before="0" w:line="240" w:lineRule="auto"/>
+            </w:pPr>
+            <w:r>
+              <w:rPr>
+                <w:sz w:val="17"/>
+              </w:rPr>
+              <w:t xml:space="preserve">Treinamento concluído pelo empregador ou credenciado e competência demonstrada.</w:t>
+            </w:r>
+          </w:p>
+        </w:tc>
+      </w:tr>
+    </w:tbl>
+    <w:p>
+      <w:pPr>
+        <w:pStyle w:val="ListBullet"/>
+        <w:ind w:left="403" w:hanging="259"/>
+      </w:pPr>
+      <w:r>
+        <w:t xml:space="preserve">Descreva uma ocasião em que você percebeu um problema de segurança ou qualidade. O que você fez?</w:t>
+      </w:r>
+    </w:p>
+    <w:p>
+      <w:pPr>
+        <w:pStyle w:val="ListBullet"/>
+        <w:ind w:left="403" w:hanging="259"/>
+      </w:pPr>
+      <w:r>
+        <w:t xml:space="preserve">Como você protege a confidencialidade?</w:t>
+      </w:r>
+    </w:p>
+    <w:p>
+      <w:pPr>
+        <w:pStyle w:val="ListBullet"/>
+        <w:ind w:left="403" w:hanging="259"/>
+      </w:pPr>
+      <w:r>
+        <w:t xml:space="preserve">Como você reage quando solicitado a realizar uma tarefa fora do seu treinamento?</w:t>
+      </w:r>
+    </w:p>
+    <w:p>
+      <w:pPr>
+        <w:pStyle w:val="ListBullet"/>
+        <w:ind w:left="403" w:hanging="259"/>
+      </w:pPr>
+      <w:r>
+        <w:t xml:space="preserve">Como você organiza prioridades concorrentes?</w:t>
+      </w:r>
+    </w:p>
+    <w:p>
+      <w:pPr>
+        <w:pStyle w:val="ListBullet"/>
+        <w:ind w:left="403" w:hanging="259"/>
+      </w:pPr>
+      <w:r>
+        <w:t xml:space="preserve">O que você verificaria antes de se inscrever em um treinamento adicional?</w:t>
+      </w:r>
+    </w:p>
+    <w:p>
+      <w:pPr>
+        <w:pStyle w:val="Heading1"/>
+        <w:keepNext/>
+      </w:pPr>
+      <w:r>
+        <w:t xml:space="preserve">11. Avanço, Portabilidade e Planejamento de Saída</w:t>
+      </w:r>
+    </w:p>
+    <w:p>
+      <w:pPr>
+        <w:pStyle w:val="Heading2"/>
+        <w:keepNext/>
+      </w:pPr>
+      <w:r>
+        <w:t xml:space="preserve">Escada de carreira</w:t>
+      </w:r>
+    </w:p>
+    <w:p>
+      <w:pPr>
+        <w:pStyle w:val="ListBullet"/>
+        <w:ind w:left="403" w:hanging="259"/>
+      </w:pPr>
+      <w:r>
+        <w:t xml:space="preserve">Estagiário de auxiliar de enfermagem aprovado pelo estado.</w:t>
+      </w:r>
+    </w:p>
+    <w:p>
+      <w:pPr>
+        <w:pStyle w:val="ListBullet"/>
+        <w:ind w:left="403" w:hanging="259"/>
+      </w:pPr>
+      <w:r>
+        <w:t xml:space="preserve">Auxiliar de enfermagem certificado ou técnico de assistência ao paciente.</w:t>
+      </w:r>
+    </w:p>
+    <w:p>
+      <w:pPr>
+        <w:pStyle w:val="ListBullet"/>
+        <w:ind w:left="403" w:hanging="259"/>
+      </w:pPr>
+      <w:r>
+        <w:t xml:space="preserve">Especialista da unidade, preceptor ou assessor principal.</w:t>
+      </w:r>
+    </w:p>
+    <w:p>
+      <w:pPr>
+        <w:pStyle w:val="ListBullet"/>
+        <w:ind w:left="403" w:hanging="259"/>
+      </w:pPr>
+      <w:r>
+        <w:t xml:space="preserve">Ponte apoiada pelo empregador para enfermagem prática, enfermagem registrada ou saúde aliada.</w:t>
+      </w:r>
+    </w:p>
+    <w:p>
+      <w:pPr>
+        <w:pStyle w:val="Heading2"/>
+        <w:keepNext/>
+      </w:pPr>
+      <w:r>
+        <w:t xml:space="preserve">Opções de saída e transferência</w:t>
+      </w:r>
+    </w:p>
+    <w:p>
+      <w:pPr>
+        <w:pStyle w:val="ListBullet"/>
+        <w:ind w:left="403" w:hanging="259"/>
+      </w:pPr>
+      <w:r>
+        <w:t xml:space="preserve">Mantenha históricos escolares, credenciais, registros de competências, avaliações, registros de educação continuada e contratos de trabalho.</w:t>
+      </w:r>
+    </w:p>
+    <w:p>
+      <w:pPr>
+        <w:pStyle w:val="ListBullet"/>
+        <w:ind w:left="403" w:hanging="259"/>
+      </w:pPr>
+      <w:r>
+        <w:t xml:space="preserve">Confirme se os créditos concluídos ou as horas documentadas expiram ou são transferidas.</w:t>
+      </w:r>
+    </w:p>
+    <w:p>
+      <w:pPr>
+        <w:pStyle w:val="ListBullet"/>
+        <w:ind w:left="403" w:hanging="259"/>
+      </w:pPr>
+      <w:r>
+        <w:t xml:space="preserve">Identifique carreiras adjacentes usando as mesmas habilidades com diferentes demandas físicas, emocionais, de cronograma ou de licenciamento.</w:t>
+      </w:r>
+    </w:p>
+    <w:p>
+      <w:pPr>
+        <w:pStyle w:val="ListBullet"/>
+        <w:ind w:left="403" w:hanging="259"/>
+      </w:pPr>
+      <w:r>
+        <w:t xml:space="preserve">Entenda a dívida restante e as obrigações de reembolso do empregador antes de sair.</w:t>
+      </w:r>
+    </w:p>
+    <w:p>
+      <w:pPr>
+        <w:pStyle w:val="ListBullet"/>
+        <w:ind w:left="403" w:hanging="259"/>
+      </w:pPr>
+      <w:r>
+        <w:t xml:space="preserve">Não permaneça num trabalho inseguro ou explorador apenas por causa de uma ameaça pouco clara de custos de formação; procure ajuda qualificada.</w:t>
+      </w:r>
+    </w:p>
+    <w:p>
+      <w:pPr>
+        <w:pStyle w:val="Heading1"/>
+        <w:keepNext/>
+      </w:pPr>
+      <w:r>
+        <w:t xml:space="preserve">12. Antes de se inscrever ou assinar</w:t>
+      </w:r>
+    </w:p>
+    <w:p>
+      <w:pPr>
+        <w:pStyle w:val="Heading2"/>
+        <w:keepNext/>
+      </w:pPr>
+      <w:r>
+        <w:t xml:space="preserve">Lista de verificação de verificação</w:t>
+      </w:r>
+    </w:p>
+    <w:p>
+      <w:pPr>
+        <w:pStyle w:val="ListBullet"/>
+        <w:ind w:left="403" w:hanging="259"/>
+      </w:pPr>
+      <w:r>
+        <w:t xml:space="preserve">Verifiquei os requisitos legais da ocupação e as preferências comuns do empregador.</w:t>
+      </w:r>
+    </w:p>
+    <w:p>
+      <w:pPr>
+        <w:pStyle w:val="ListBullet"/>
+        <w:ind w:left="403" w:hanging="259"/>
+      </w:pPr>
+      <w:r>
+        <w:t xml:space="preserve">Verifiquei o credenciamento, a aprovação do programa, a elegibilidade para exames e a portabilidade de credenciais.</w:t>
+      </w:r>
+    </w:p>
+    <w:p>
+      <w:pPr>
+        <w:pStyle w:val="ListBullet"/>
+        <w:ind w:left="403" w:hanging="259"/>
+      </w:pPr>
+      <w:r>
+        <w:t xml:space="preserve">Calculei o custo total, incluindo salários perdidos e cuidados.</w:t>
+      </w:r>
+    </w:p>
+    <w:p>
+      <w:pPr>
+        <w:pStyle w:val="ListBullet"/>
+        <w:ind w:left="403" w:hanging="259"/>
+      </w:pPr>
+      <w:r>
+        <w:t xml:space="preserve">Analisei os resultados do programa, regras de reembolso, reclamações e proteção contra fechamento de escolas.</w:t>
+      </w:r>
+    </w:p>
+    <w:p>
+      <w:pPr>
+        <w:pStyle w:val="ListBullet"/>
+        <w:ind w:left="403" w:hanging="259"/>
+      </w:pPr>
+      <w:r>
+        <w:t xml:space="preserve">Entendo os termos de estágio, aprendizagem, clínica e supervisão.</w:t>
+      </w:r>
+    </w:p>
+    <w:p>
+      <w:pPr>
+        <w:pStyle w:val="ListBullet"/>
+        <w:ind w:left="403" w:hanging="259"/>
+      </w:pPr>
+      <w:r>
+        <w:t xml:space="preserve">Obtive financiamento do empregador, serviço, reembolso e termos de demissão por escrito.</w:t>
+      </w:r>
+    </w:p>
+    <w:p>
+      <w:pPr>
+        <w:pStyle w:val="ListBullet"/>
+        <w:ind w:left="403" w:hanging="259"/>
+      </w:pPr>
+      <w:r>
+        <w:t xml:space="preserve">Verifiquei a acessibilidade em todo o caminho.</w:t>
+      </w:r>
+    </w:p>
+    <w:p>
+      <w:pPr>
+        <w:pStyle w:val="ListBullet"/>
+        <w:ind w:left="403" w:hanging="259"/>
+      </w:pPr>
+      <w:r>
+        <w:t xml:space="preserve">Tenho um plano realista de emprego e saída.</w:t>
+      </w:r>
+    </w:p>
+    <w:p>
+      <w:pPr>
+        <w:pStyle w:val="Heading1"/>
+        <w:keepNext/>
+      </w:pPr>
+      <w:r>
+        <w:t xml:space="preserve">13. Plano de Ação de Doze Semanas</w:t>
+      </w:r>
+    </w:p>
+    <w:p>
+      <w:pPr>
+        <w:pStyle w:val="Heading2"/>
+        <w:keepNext/>
+      </w:pPr>
+      <w:r>
+        <w:t xml:space="preserve">Plano sequencial</w:t>
+      </w:r>
+    </w:p>
+    <w:p>
+      <w:pPr>
+        <w:pStyle w:val="ListNumber"/>
+        <w:numPr>
+          <w:ilvl w:val="0"/>
+          <w:numId w:val="10"/>
+        </w:numPr>
+      </w:pPr>
+      <w:r>
+        <w:t xml:space="preserve">Semanas 1–2: Descreva a sua situação, pontos fortes, restrições, necessidades de acesso e condições inegociáveis.</w:t>
+      </w:r>
+    </w:p>
+    <w:p>
+      <w:pPr>
+        <w:pStyle w:val="ListNumber"/>
+        <w:numPr>
+          <w:ilvl w:val="0"/>
+          <w:numId w:val="10"/>
+        </w:numPr>
+      </w:pPr>
+      <w:r>
+        <w:t xml:space="preserve">Semanas 3–4: Deveres de estudo, ambientes de trabalho, ferramentas, riscos, limites e regulamentação local.</w:t>
+      </w:r>
+    </w:p>
+    <w:p>
+      <w:pPr>
+        <w:pStyle w:val="ListNumber"/>
+        <w:numPr>
+          <w:ilvl w:val="0"/>
+          <w:numId w:val="10"/>
+        </w:numPr>
+      </w:pPr>
+      <w:r>
+        <w:t xml:space="preserve">Semanas 5–6: Revise as postagens locais, salários, horários, benefícios e requisitos do empregador.</w:t>
+      </w:r>
+    </w:p>
+    <w:p>
+      <w:pPr>
+        <w:pStyle w:val="ListNumber"/>
+        <w:numPr>
+          <w:ilvl w:val="0"/>
+          <w:numId w:val="10"/>
+        </w:numPr>
+      </w:pPr>
+      <w:r>
+        <w:t xml:space="preserve">Semanas 7–8: Compare escolas, percursos de empregadores, aprendizagens, credenciais e custo total.</w:t>
+      </w:r>
+    </w:p>
+    <w:p>
+      <w:pPr>
+        <w:pStyle w:val="ListNumber"/>
+        <w:numPr>
+          <w:ilvl w:val="0"/>
+          <w:numId w:val="10"/>
+        </w:numPr>
+      </w:pPr>
+      <w:r>
+        <w:t xml:space="preserve">Semanas 9 a 10: Verifique questões de financiamento, reembolso, impostos, acomodações, antecedentes e portabilidade.</w:t>
+      </w:r>
+    </w:p>
+    <w:p>
+      <w:pPr>
+        <w:pStyle w:val="ListNumber"/>
+        <w:numPr>
+          <w:ilvl w:val="0"/>
+          <w:numId w:val="10"/>
+        </w:numPr>
+      </w:pPr>
+      <w:r>
+        <w:t xml:space="preserve">Semanas 11–12: Preencha uma amostra de trabalho ético, prepare evidências de aplicação e decida se deseja prosseguir, pausar ou mudar de direção.</w:t>
+      </w:r>
+    </w:p>
+    <w:p>
+      <w:pPr>
+        <w:pStyle w:val="Heading1"/>
+        <w:keepNext/>
+      </w:pPr>
+      <w:r>
+        <w:t xml:space="preserve">14. Planilhas</w:t>
+      </w:r>
+    </w:p>
+    <w:p>
+      <w:pPr>
+        <w:pStyle w:val="Heading2"/>
+        <w:keepNext/>
+      </w:pPr>
+      <w:r>
+        <w:t xml:space="preserve">Ajuste de carreira</w:t>
+      </w:r>
+    </w:p>
+    <w:tbl>
+      <w:tblPr>
+        <w:tblStyle w:val="TableGrid"/>
+        <w:tblW w:type="auto" w:w="0"/>
+        <w:jc w:val="center"/>
+        <w:tblLayout w:type="autofit"/>
+        <w:tblLook w:firstColumn="1" w:firstRow="1" w:lastColumn="0" w:lastRow="0" w:noHBand="0" w:noVBand="1" w:val="04A0"/>
+      </w:tblPr>
+      <w:tblGrid>
+        <w:gridCol w:w="5083"/>
+        <w:gridCol w:w="5083"/>
+      </w:tblGrid>
+      <w:tr>
+        <w:trPr>
+          <w:tblHeader w:val="true"/>
+        </w:trPr>
+        <w:tc>
+          <w:tcPr>
+            <w:tcW w:type="dxa" w:w="5083"/>
+            <w:shd w:fill="D9EAF7"/>
+            <w:vAlign w:val="top"/>
+          </w:tcPr>
+          <w:p>
+            <w:pPr>
+              <w:spacing w:after="20" w:before="0" w:line="240" w:lineRule="auto"/>
+            </w:pPr>
+            <w:r>
+              <w:rPr>
+                <w:b/>
+                <w:sz w:val="17"/>
+              </w:rPr>
+              <w:t xml:space="preserve">Incitar</w:t>
+            </w:r>
+          </w:p>
+        </w:tc>
+        <w:tc>
+          <w:tcPr>
+            <w:tcW w:type="dxa" w:w="5083"/>
+            <w:shd w:fill="D9EAF7"/>
+            <w:vAlign w:val="top"/>
+          </w:tcPr>
+          <w:p>
+            <w:pPr>
+              <w:spacing w:after="20" w:before="0" w:line="240" w:lineRule="auto"/>
+            </w:pPr>
+            <w:r>
+              <w:rPr>
+                <w:b/>
+                <w:sz w:val="17"/>
+              </w:rPr>
+              <w:t xml:space="preserve">Suas notas</w:t>
+            </w:r>
+          </w:p>
+        </w:tc>
+      </w:tr>
+      <w:tr>
+        <w:trPr/>
+        <w:tc>
+          <w:tcPr>
+            <w:tcW w:type="dxa" w:w="5083"/>
+            <w:vAlign w:val="top"/>
+          </w:tcPr>
+          <w:p>
+            <w:pPr>
+              <w:spacing w:after="20" w:before="0" w:line="240" w:lineRule="auto"/>
+            </w:pPr>
+            <w:r>
+              <w:rPr>
+                <w:sz w:val="17"/>
+              </w:rPr>
+              <w:t xml:space="preserve">Tarefas que posso realizar com segurança</w:t>
+            </w:r>
+          </w:p>
+        </w:tc>
+        <w:tc>
+          <w:tcPr>
+            <w:tcW w:type="dxa" w:w="5083"/>
+            <w:vAlign w:val="top"/>
+          </w:tcPr>
+          <w:p>
+            <w:pPr>
+              <w:spacing w:after="20" w:before="0" w:line="240" w:lineRule="auto"/>
+            </w:pPr>
+            <w:r>
+              <w:rPr>
+                <w:sz w:val="17"/>
+              </w:rPr>
+            </w:r>
+          </w:p>
+        </w:tc>
+      </w:tr>
+      <w:tr>
+        <w:trPr/>
+        <w:tc>
+          <w:tcPr>
+            <w:tcW w:type="dxa" w:w="5083"/>
+            <w:vAlign w:val="top"/>
+          </w:tcPr>
+          <w:p>
+            <w:pPr>
+              <w:spacing w:after="20" w:before="0" w:line="240" w:lineRule="auto"/>
+            </w:pPr>
+            <w:r>
+              <w:rPr>
+                <w:sz w:val="17"/>
+              </w:rPr>
+              <w:t xml:space="preserve">Condições que devo evitar ou acomodar</w:t>
+            </w:r>
+          </w:p>
+        </w:tc>
+        <w:tc>
+          <w:tcPr>
+            <w:tcW w:type="dxa" w:w="5083"/>
+            <w:vAlign w:val="top"/>
+          </w:tcPr>
+          <w:p>
+            <w:pPr>
+              <w:spacing w:after="20" w:before="0" w:line="240" w:lineRule="auto"/>
+            </w:pPr>
+            <w:r>
+              <w:rPr>
+                <w:sz w:val="17"/>
+              </w:rPr>
+            </w:r>
+          </w:p>
+        </w:tc>
+      </w:tr>
+      <w:tr>
+        <w:trPr/>
+        <w:tc>
+          <w:tcPr>
+            <w:tcW w:type="dxa" w:w="5083"/>
+            <w:vAlign w:val="top"/>
+          </w:tcPr>
+          <w:p>
+            <w:pPr>
+              <w:spacing w:after="20" w:before="0" w:line="240" w:lineRule="auto"/>
+            </w:pPr>
+            <w:r>
+              <w:rPr>
+                <w:sz w:val="17"/>
+              </w:rPr>
+              <w:t xml:space="preserve">Limites de horários e transporte</w:t>
+            </w:r>
+          </w:p>
+        </w:tc>
+        <w:tc>
+          <w:tcPr>
+            <w:tcW w:type="dxa" w:w="5083"/>
+            <w:vAlign w:val="top"/>
+          </w:tcPr>
+          <w:p>
+            <w:pPr>
+              <w:spacing w:after="20" w:before="0" w:line="240" w:lineRule="auto"/>
+            </w:pPr>
+            <w:r>
+              <w:rPr>
+                <w:sz w:val="17"/>
+              </w:rPr>
+            </w:r>
+          </w:p>
+        </w:tc>
+      </w:tr>
+      <w:tr>
+        <w:trPr/>
+        <w:tc>
+          <w:tcPr>
+            <w:tcW w:type="dxa" w:w="5083"/>
+            <w:vAlign w:val="top"/>
+          </w:tcPr>
+          <w:p>
+            <w:pPr>
+              <w:spacing w:after="20" w:before="0" w:line="240" w:lineRule="auto"/>
+            </w:pPr>
+            <w:r>
+              <w:rPr>
+                <w:sz w:val="17"/>
+              </w:rPr>
+              <w:t xml:space="preserve">Responsabilidades de cuidado</w:t>
+            </w:r>
+          </w:p>
+        </w:tc>
+        <w:tc>
+          <w:tcPr>
+            <w:tcW w:type="dxa" w:w="5083"/>
+            <w:vAlign w:val="top"/>
+          </w:tcPr>
+          <w:p>
+            <w:pPr>
+              <w:spacing w:after="20" w:before="0" w:line="240" w:lineRule="auto"/>
+            </w:pPr>
+            <w:r>
+              <w:rPr>
+                <w:sz w:val="17"/>
+              </w:rPr>
+            </w:r>
+          </w:p>
+        </w:tc>
+      </w:tr>
+      <w:tr>
+        <w:trPr/>
+        <w:tc>
+          <w:tcPr>
+            <w:tcW w:type="dxa" w:w="5083"/>
+            <w:vAlign w:val="top"/>
+          </w:tcPr>
+          <w:p>
+            <w:pPr>
+              <w:spacing w:after="20" w:before="0" w:line="240" w:lineRule="auto"/>
+            </w:pPr>
+            <w:r>
+              <w:rPr>
+                <w:sz w:val="17"/>
+              </w:rPr>
+              <w:t xml:space="preserve">Evidências de que essa carreira combina comigo</w:t>
+            </w:r>
+          </w:p>
+        </w:tc>
+        <w:tc>
+          <w:tcPr>
+            <w:tcW w:type="dxa" w:w="5083"/>
+            <w:vAlign w:val="top"/>
+          </w:tcPr>
+          <w:p>
+            <w:pPr>
+              <w:spacing w:after="20" w:before="0" w:line="240" w:lineRule="auto"/>
+            </w:pPr>
+            <w:r>
+              <w:rPr>
+                <w:sz w:val="17"/>
+              </w:rPr>
+            </w:r>
+          </w:p>
+        </w:tc>
+      </w:tr>
+      <w:tr>
+        <w:trPr/>
+        <w:tc>
+          <w:tcPr>
+            <w:tcW w:type="dxa" w:w="5083"/>
+            <w:vAlign w:val="top"/>
+          </w:tcPr>
+          <w:p>
+            <w:pPr>
+              <w:spacing w:after="20" w:before="0" w:line="240" w:lineRule="auto"/>
+            </w:pPr>
+            <w:r>
+              <w:rPr>
+                <w:sz w:val="17"/>
+              </w:rPr>
+              <w:t xml:space="preserve">Grande preocupação não resolvida</w:t>
+            </w:r>
+          </w:p>
+        </w:tc>
+        <w:tc>
+          <w:tcPr>
+            <w:tcW w:type="dxa" w:w="5083"/>
+            <w:vAlign w:val="top"/>
+          </w:tcPr>
+          <w:p>
+            <w:pPr>
+              <w:spacing w:after="20" w:before="0" w:line="240" w:lineRule="auto"/>
+            </w:pPr>
+            <w:r>
+              <w:rPr>
+                <w:sz w:val="17"/>
+              </w:rPr>
+            </w:r>
+          </w:p>
+        </w:tc>
+      </w:tr>
+    </w:tbl>
+    <w:p>
+      <w:pPr>
+        <w:pStyle w:val="Heading2"/>
+        <w:keepNext/>
+      </w:pPr>
+      <w:r>
+        <w:t xml:space="preserve">Custo de educação e acordo patronal</w:t>
+      </w:r>
+    </w:p>
+    <w:tbl>
+      <w:tblPr>
+        <w:tblStyle w:val="TableGrid"/>
+        <w:tblW w:type="auto" w:w="0"/>
+        <w:jc w:val="center"/>
+        <w:tblLayout w:type="autofit"/>
+        <w:tblLook w:firstColumn="1" w:firstRow="1" w:lastColumn="0" w:lastRow="0" w:noHBand="0" w:noVBand="1" w:val="04A0"/>
+      </w:tblPr>
+      <w:tblGrid>
+        <w:gridCol w:w="5083"/>
+        <w:gridCol w:w="5083"/>
+      </w:tblGrid>
+      <w:tr>
+        <w:trPr>
+          <w:tblHeader w:val="true"/>
+        </w:trPr>
+        <w:tc>
+          <w:tcPr>
+            <w:tcW w:type="dxa" w:w="5083"/>
+            <w:shd w:fill="D9EAF7"/>
+            <w:vAlign w:val="top"/>
+          </w:tcPr>
+          <w:p>
+            <w:pPr>
+              <w:spacing w:after="20" w:before="0" w:line="240" w:lineRule="auto"/>
+            </w:pPr>
+            <w:r>
+              <w:rPr>
+                <w:b/>
+                <w:sz w:val="17"/>
+              </w:rPr>
+              <w:t xml:space="preserve">Item</w:t>
+            </w:r>
+          </w:p>
+        </w:tc>
+        <w:tc>
+          <w:tcPr>
+            <w:tcW w:type="dxa" w:w="5083"/>
+            <w:shd w:fill="D9EAF7"/>
+            <w:vAlign w:val="top"/>
+          </w:tcPr>
+          <w:p>
+            <w:pPr>
+              <w:spacing w:after="20" w:before="0" w:line="240" w:lineRule="auto"/>
+            </w:pPr>
+            <w:r>
+              <w:rPr>
+                <w:b/>
+                <w:sz w:val="17"/>
+              </w:rPr>
+              <w:t xml:space="preserve">Valor ou termo por escrito</w:t>
+            </w:r>
+          </w:p>
+        </w:tc>
+      </w:tr>
+      <w:tr>
+        <w:trPr/>
+        <w:tc>
+          <w:tcPr>
+            <w:tcW w:type="dxa" w:w="5083"/>
+            <w:vAlign w:val="top"/>
+          </w:tcPr>
+          <w:p>
+            <w:pPr>
+              <w:spacing w:after="20" w:before="0" w:line="240" w:lineRule="auto"/>
+            </w:pPr>
+            <w:r>
+              <w:rPr>
+                <w:sz w:val="17"/>
+              </w:rPr>
+              <w:t xml:space="preserve">Mensalidades e taxas</w:t>
+            </w:r>
+          </w:p>
+        </w:tc>
+        <w:tc>
+          <w:tcPr>
+            <w:tcW w:type="dxa" w:w="5083"/>
+            <w:vAlign w:val="top"/>
+          </w:tcPr>
+          <w:p>
+            <w:pPr>
+              <w:spacing w:after="20" w:before="0" w:line="240" w:lineRule="auto"/>
+            </w:pPr>
+            <w:r>
+              <w:rPr>
+                <w:sz w:val="17"/>
+              </w:rPr>
+            </w:r>
+          </w:p>
+        </w:tc>
+      </w:tr>
+      <w:tr>
+        <w:trPr/>
+        <w:tc>
+          <w:tcPr>
+            <w:tcW w:type="dxa" w:w="5083"/>
+            <w:vAlign w:val="top"/>
+          </w:tcPr>
+          <w:p>
+            <w:pPr>
+              <w:spacing w:after="20" w:before="0" w:line="240" w:lineRule="auto"/>
+            </w:pPr>
+            <w:r>
+              <w:rPr>
+                <w:sz w:val="17"/>
+              </w:rPr>
+              <w:t xml:space="preserve">Livros, ferramentas, uniformes e equipamentos</w:t>
+            </w:r>
+          </w:p>
+        </w:tc>
+        <w:tc>
+          <w:tcPr>
+            <w:tcW w:type="dxa" w:w="5083"/>
+            <w:vAlign w:val="top"/>
+          </w:tcPr>
+          <w:p>
+            <w:pPr>
+              <w:spacing w:after="20" w:before="0" w:line="240" w:lineRule="auto"/>
+            </w:pPr>
+            <w:r>
+              <w:rPr>
+                <w:sz w:val="17"/>
+              </w:rPr>
+            </w:r>
+          </w:p>
+        </w:tc>
+      </w:tr>
+      <w:tr>
+        <w:trPr/>
+        <w:tc>
+          <w:tcPr>
+            <w:tcW w:type="dxa" w:w="5083"/>
+            <w:vAlign w:val="top"/>
+          </w:tcPr>
+          <w:p>
+            <w:pPr>
+              <w:spacing w:after="20" w:before="0" w:line="240" w:lineRule="auto"/>
+            </w:pPr>
+            <w:r>
+              <w:rPr>
+                <w:sz w:val="17"/>
+              </w:rPr>
+              <w:t xml:space="preserve">Exames, licenças, verificações de saúde e verificações de antecedentes</w:t>
+            </w:r>
+          </w:p>
+        </w:tc>
+        <w:tc>
+          <w:tcPr>
+            <w:tcW w:type="dxa" w:w="5083"/>
+            <w:vAlign w:val="top"/>
+          </w:tcPr>
+          <w:p>
+            <w:pPr>
+              <w:spacing w:after="20" w:before="0" w:line="240" w:lineRule="auto"/>
+            </w:pPr>
+            <w:r>
+              <w:rPr>
+                <w:sz w:val="17"/>
+              </w:rPr>
+            </w:r>
+          </w:p>
+        </w:tc>
+      </w:tr>
+      <w:tr>
+        <w:trPr/>
+        <w:tc>
+          <w:tcPr>
+            <w:tcW w:type="dxa" w:w="5083"/>
+            <w:vAlign w:val="top"/>
+          </w:tcPr>
+          <w:p>
+            <w:pPr>
+              <w:spacing w:after="20" w:before="0" w:line="240" w:lineRule="auto"/>
+            </w:pPr>
+            <w:r>
+              <w:rPr>
+                <w:sz w:val="17"/>
+              </w:rPr>
+              <w:t xml:space="preserve">Viagens, cuidados infantis, moradia e perda de salários</w:t>
+            </w:r>
+          </w:p>
+        </w:tc>
+        <w:tc>
+          <w:tcPr>
+            <w:tcW w:type="dxa" w:w="5083"/>
+            <w:vAlign w:val="top"/>
+          </w:tcPr>
+          <w:p>
+            <w:pPr>
+              <w:spacing w:after="20" w:before="0" w:line="240" w:lineRule="auto"/>
+            </w:pPr>
+            <w:r>
+              <w:rPr>
+                <w:sz w:val="17"/>
+              </w:rPr>
+            </w:r>
+          </w:p>
+        </w:tc>
+      </w:tr>
+      <w:tr>
+        <w:trPr/>
+        <w:tc>
+          <w:tcPr>
+            <w:tcW w:type="dxa" w:w="5083"/>
+            <w:vAlign w:val="top"/>
+          </w:tcPr>
+          <w:p>
+            <w:pPr>
+              <w:spacing w:after="20" w:before="0" w:line="240" w:lineRule="auto"/>
+            </w:pPr>
+            <w:r>
+              <w:rPr>
+                <w:sz w:val="17"/>
+              </w:rPr>
+              <w:t xml:space="preserve">Valor coberto pelo empregador</w:t>
+            </w:r>
+          </w:p>
+        </w:tc>
+        <w:tc>
+          <w:tcPr>
+            <w:tcW w:type="dxa" w:w="5083"/>
+            <w:vAlign w:val="top"/>
+          </w:tcPr>
+          <w:p>
+            <w:pPr>
+              <w:spacing w:after="20" w:before="0" w:line="240" w:lineRule="auto"/>
+            </w:pPr>
+            <w:r>
+              <w:rPr>
+                <w:sz w:val="17"/>
+              </w:rPr>
+            </w:r>
+          </w:p>
+        </w:tc>
+      </w:tr>
+      <w:tr>
+        <w:trPr/>
+        <w:tc>
+          <w:tcPr>
+            <w:tcW w:type="dxa" w:w="5083"/>
+            <w:vAlign w:val="top"/>
+          </w:tcPr>
+          <w:p>
+            <w:pPr>
+              <w:spacing w:after="20" w:before="0" w:line="240" w:lineRule="auto"/>
+            </w:pPr>
+            <w:r>
+              <w:rPr>
+                <w:sz w:val="17"/>
+              </w:rPr>
+              <w:t xml:space="preserve">Período de serviço e data de início</w:t>
+            </w:r>
+          </w:p>
+        </w:tc>
+        <w:tc>
+          <w:tcPr>
+            <w:tcW w:type="dxa" w:w="5083"/>
+            <w:vAlign w:val="top"/>
+          </w:tcPr>
+          <w:p>
+            <w:pPr>
+              <w:spacing w:after="20" w:before="0" w:line="240" w:lineRule="auto"/>
+            </w:pPr>
+            <w:r>
+              <w:rPr>
+                <w:sz w:val="17"/>
+              </w:rPr>
+            </w:r>
+          </w:p>
+        </w:tc>
+      </w:tr>
+      <w:tr>
+        <w:trPr/>
+        <w:tc>
+          <w:tcPr>
+            <w:tcW w:type="dxa" w:w="5083"/>
+            <w:vAlign w:val="top"/>
+          </w:tcPr>
+          <w:p>
+            <w:pPr>
+              <w:spacing w:after="20" w:before="0" w:line="240" w:lineRule="auto"/>
+            </w:pPr>
+            <w:r>
+              <w:rPr>
+                <w:sz w:val="17"/>
+              </w:rPr>
+              <w:t xml:space="preserve">Fórmula de reembolso rateado</w:t>
+            </w:r>
+          </w:p>
+        </w:tc>
+        <w:tc>
+          <w:tcPr>
+            <w:tcW w:type="dxa" w:w="5083"/>
+            <w:vAlign w:val="top"/>
+          </w:tcPr>
+          <w:p>
+            <w:pPr>
+              <w:spacing w:after="20" w:before="0" w:line="240" w:lineRule="auto"/>
+            </w:pPr>
+            <w:r>
+              <w:rPr>
+                <w:sz w:val="17"/>
+              </w:rPr>
+            </w:r>
+          </w:p>
+        </w:tc>
+      </w:tr>
+      <w:tr>
+        <w:trPr/>
+        <w:tc>
+          <w:tcPr>
+            <w:tcW w:type="dxa" w:w="5083"/>
+            <w:vAlign w:val="top"/>
+          </w:tcPr>
+          <w:p>
+            <w:pPr>
+              <w:spacing w:after="20" w:before="0" w:line="240" w:lineRule="auto"/>
+            </w:pPr>
+            <w:r>
+              <w:rPr>
+                <w:sz w:val="17"/>
+              </w:rPr>
+              <w:t xml:space="preserve">Tratamento de dispensa e eliminação de cargo</w:t>
+            </w:r>
+          </w:p>
+        </w:tc>
+        <w:tc>
+          <w:tcPr>
+            <w:tcW w:type="dxa" w:w="5083"/>
+            <w:vAlign w:val="top"/>
+          </w:tcPr>
+          <w:p>
+            <w:pPr>
+              <w:spacing w:after="20" w:before="0" w:line="240" w:lineRule="auto"/>
+            </w:pPr>
+            <w:r>
+              <w:rPr>
+                <w:sz w:val="17"/>
+              </w:rPr>
+            </w:r>
+          </w:p>
+        </w:tc>
+      </w:tr>
+      <w:tr>
+        <w:trPr/>
+        <w:tc>
+          <w:tcPr>
+            <w:tcW w:type="dxa" w:w="5083"/>
+            <w:vAlign w:val="top"/>
+          </w:tcPr>
+          <w:p>
+            <w:pPr>
+              <w:spacing w:after="20" w:before="0" w:line="240" w:lineRule="auto"/>
+            </w:pPr>
+            <w:r>
+              <w:rPr>
+                <w:sz w:val="17"/>
+              </w:rPr>
+              <w:t xml:space="preserve">Propriedade de credenciais e registros</w:t>
+            </w:r>
+          </w:p>
+        </w:tc>
+        <w:tc>
+          <w:tcPr>
+            <w:tcW w:type="dxa" w:w="5083"/>
+            <w:vAlign w:val="top"/>
+          </w:tcPr>
+          <w:p>
+            <w:pPr>
+              <w:spacing w:after="20" w:before="0" w:line="240" w:lineRule="auto"/>
+            </w:pPr>
+            <w:r>
+              <w:rPr>
+                <w:sz w:val="17"/>
+              </w:rPr>
+            </w:r>
+          </w:p>
+        </w:tc>
+      </w:tr>
+    </w:tbl>
+    <w:p>
+      <w:pPr>
+        <w:pStyle w:val="Heading1"/>
+        <w:keepNext/>
+      </w:pPr>
+      <w:r>
+        <w:t xml:space="preserve">15. Fontes, controle de versão e manutenção</w:t>
+      </w:r>
+    </w:p>
+    <w:p>
+      <w:pPr>
+        <w:pStyle w:val="Heading2"/>
+        <w:keepNext/>
+      </w:pPr>
+      <w:r>
+        <w:t xml:space="preserve">Fontes iniciais oficiais</w:t>
+      </w:r>
     </w:p>
     <w:p>
       <w:pPr>
@@ -1420,7 +3985,7 @@
             <w:color w:val="0563C1"/>
             <w:u w:val="single"/>
           </w:rPr>
-          <w:t>O*NET OnLine - Nursing Assistants</w:t>
+          <w:t>https://www.bls.gov/ooh/healthcare/nursing-assistants.htm</w:t>
         </w:r>
       </w:hyperlink>
     </w:p>
@@ -1434,132 +3999,151 @@
             <w:color w:val="0563C1"/>
             <w:u w:val="single"/>
           </w:rPr>
-          <w:t>U.S. Bureau of Labor Statistics - Nursing Assistants and Orderlies</w:t>
+          <w:t>https://www.cms.gov/</w:t>
         </w:r>
       </w:hyperlink>
     </w:p>
     <w:p>
       <w:pPr>
         <w:pStyle w:val="ListBullet"/>
+        <w:ind w:left="403" w:hanging="259"/>
       </w:pPr>
       <w:r>
-        <w:t>Secretaria de saúde, conselho regional e autoridade trabalhista da localidade de interesse.</w:t>
+        <w:t xml:space="preserve">Autoridades estaduais aplicáveis ​​de licenciamento, certificação, registro, trabalho, educação e direitos de pessoas com deficiência.</w:t>
       </w:r>
     </w:p>
     <w:p>
       <w:pPr>
         <w:pStyle w:val="ListBullet"/>
+        <w:ind w:left="403" w:hanging="259"/>
       </w:pPr>
       <w:r>
-        <w:t>Protocolos oficiais da instituição e manuais de equipamentos.</w:t>
+        <w:t xml:space="preserve">Atuais empregadores locais, sindicatos, patrocinadores de aprendizagem registrados, faculdades públicas e associações profissionais reconhecidas.</w:t>
       </w:r>
     </w:p>
     <w:p>
       <w:pPr>
-        <w:pStyle w:val="Heading1"/>
+        <w:pStyle w:val="ListBullet"/>
+        <w:ind w:left="403" w:hanging="259"/>
       </w:pPr>
       <w:r>
-        <w:t>15. Lista de ação</w:t>
+        <w:t xml:space="preserve">Orientações sobre crédito educacional do IRS e assistência educacional do empregador para o ano fiscal aplicável.</w:t>
       </w:r>
     </w:p>
     <w:p>
       <w:pPr>
-        <w:pStyle w:val="ListBullet"/>
+        <w:pStyle w:val="Heading2"/>
+        <w:keepNext/>
       </w:pPr>
       <w:r>
-        <w:t>Confirmar o título profissional e os requisitos legais da localidade.</w:t>
+        <w:t xml:space="preserve">Política de liberação e correção</w:t>
       </w:r>
     </w:p>
     <w:p>
       <w:pPr>
         <w:pStyle w:val="ListBullet"/>
+        <w:ind w:left="403" w:hanging="259"/>
       </w:pPr>
       <w:r>
-        <w:t>Analisar pelo menos 20 vagas reais.</w:t>
+        <w:t xml:space="preserve">Status: Liberação do candidato com revisão pendente do proprietário.</w:t>
       </w:r>
     </w:p>
     <w:p>
       <w:pPr>
         <w:pStyle w:val="ListBullet"/>
+        <w:ind w:left="403" w:hanging="259"/>
       </w:pPr>
       <w:r>
-        <w:t>Identificar registro, formação, turnos e tarefas recorrentes.</w:t>
+        <w:t xml:space="preserve">Versão: v1.0 primeira edição pública após aprovação.</w:t>
       </w:r>
     </w:p>
     <w:p>
       <w:pPr>
         <w:pStyle w:val="ListBullet"/>
+        <w:ind w:left="403" w:hanging="259"/>
       </w:pPr>
       <w:r>
-        <w:t>Concluir formação reconhecida antes de praticar procedimentos.</w:t>
+        <w:t xml:space="preserve">Data de revisão factual: julho de 2026.</w:t>
       </w:r>
     </w:p>
     <w:p>
       <w:pPr>
         <w:pStyle w:val="ListBullet"/>
+        <w:ind w:left="403" w:hanging="259"/>
       </w:pPr>
       <w:r>
-        <w:t>Criar três amostras fictícias de portfólio.</w:t>
+        <w:t xml:space="preserve">Próxima revisão agendada: julho de 2027 ou antes, após uma alteração material regulatória, salarial, de licenciamento, tributária ou de credencial.</w:t>
       </w:r>
     </w:p>
     <w:p>
       <w:pPr>
         <w:pStyle w:val="ListBullet"/>
+        <w:ind w:left="403" w:hanging="259"/>
       </w:pPr>
       <w:r>
-        <w:t>Atualizar currículo sem exagerar competências clínicas.</w:t>
+        <w:t xml:space="preserve">As correções devem identificar o guia, página ou seção, fonte e alteração solicitada.</w:t>
       </w:r>
     </w:p>
     <w:p>
       <w:pPr>
-        <w:pStyle w:val="ListBullet"/>
+        <w:pStyle w:val="SmallNote"/>
       </w:pPr>
       <w:r>
-        <w:t>Praticar entrevistas e cenários de segurança.</w:t>
+        <w:rPr>
+          <w:b/>
+        </w:rPr>
+        <w:t xml:space="preserve">Princípio governante final: Quando velocidade e integridade entram em conflito, a integridade vence. A incerteza é revelada. A segurança, a dignidade e a escolha informada do leitor vêm antes da conveniência institucional.</w:t>
       </w:r>
-    </w:p>
-    <w:p>
-      <w:pPr>
-        <w:pStyle w:val="ListBullet"/>
-      </w:pPr>
       <w:r>
-        <w:t>Verificar empregadores, supervisão e condições de trabalho.</w:t>
-      </w:r>
-    </w:p>
-    <w:p>
-      <w:pPr>
-        <w:pStyle w:val="Heading1"/>
-      </w:pPr>
-      <w:r>
-        <w:t>Reconhecimento</w:t>
-      </w:r>
-    </w:p>
-    <w:p>
-      <w:r>
-        <w:t>O ChatGPT apoiou pesquisa, organização, edição, tradução e preparação documental sob a direção de Alberto “Al” Leiva. O autor permanece responsável pelas decisões editoriais e de publicação.</w:t>
-      </w:r>
-    </w:p>
-    <w:p>
-      <w:pPr>
-        <w:pStyle w:val="Heading1"/>
-      </w:pPr>
-      <w:r>
-        <w:t>Licença</w:t>
-      </w:r>
-    </w:p>
-    <w:p>
-      <w:r>
-        <w:t>Salvo indicação em contrário, este material está licenciado sob Creative Commons Atribuição-NãoComercial-CompartilhaIgual 4.0 Internacional (CC BY-NC-SA 4.0).</w:t>
+        <w:t/>
       </w:r>
     </w:p>
     <w:sectPr>
+      <w:headerReference w:type="default" r:id="rId9"/>
+      <w:footerReference w:type="default" r:id="rId10"/>
       <w:pgSz w:w="12240" w:h="15840"/>
-      <w:pgMar w:top="1008" w:right="1152" w:bottom="1008" w:left="1152" w:header="720" w:footer="720" w:gutter="0"/>
+      <w:pgMar w:top="893" w:right="1037" w:bottom="893" w:left="1037" w:header="720" w:footer="720" w:gutter="0"/>
       <w:cols w:space="720"/>
       <w:docGrid w:linePitch="360"/>
     </w:sectPr>
   </w:body>
 </w:document>
+</file>
+
+<file path=word/footer1.xml><?xml version="1.0" encoding="utf-8"?>
+<w:ftr xmlns:m="http://schemas.openxmlformats.org/officeDocument/2006/math" xmlns:mc="http://schemas.openxmlformats.org/markup-compatibility/2006" xmlns:mo="http://schemas.microsoft.com/office/mac/office/2008/main" xmlns:mv="urn:schemas-microsoft-com:mac:vml" xmlns:o="urn:schemas-microsoft-com:office:office" xmlns:r="http://schemas.openxmlformats.org/officeDocument/2006/relationships" xmlns:v="urn:schemas-microsoft-com:vml" xmlns:w10="urn:schemas-microsoft-com:office:word" xmlns:w14="http://schemas.microsoft.com/office/word/2010/wordml" xmlns:w="http://schemas.openxmlformats.org/wordprocessingml/2006/main" xmlns:wne="http://schemas.microsoft.com/office/word/2006/wordml" xmlns:wp14="http://schemas.microsoft.com/office/word/2010/wordprocessingDrawing" xmlns:wp="http://schemas.openxmlformats.org/drawingml/2006/wordprocessingDrawing" xmlns:wpc="http://schemas.microsoft.com/office/word/2010/wordprocessingCanvas" xmlns:wpg="http://schemas.microsoft.com/office/word/2010/wordprocessingGroup" xmlns:wpi="http://schemas.microsoft.com/office/word/2010/wordprocessingInk" xmlns:wps="http://schemas.microsoft.com/office/word/2010/wordprocessingShape" mc:Ignorable="w14 wp14">
+  <w:p>
+    <w:pPr>
+      <w:pStyle w:val="Footer"/>
+      <w:jc w:val="center"/>
+    </w:pPr>
+    <w:r>
+      <w:rPr>
+        <w:color w:val="5A5A5A"/>
+        <w:sz w:val="16"/>
+      </w:rPr>
+      <w:t xml:space="preserve">Recurso educacional gratuito • Alberto (Al) Leiva • CC BY-NC-SA 4.0</w:t>
+    </w:r>
+  </w:p>
+</w:ftr>
+</file>
+
+<file path=word/header1.xml><?xml version="1.0" encoding="utf-8"?>
+<w:hdr xmlns:m="http://schemas.openxmlformats.org/officeDocument/2006/math" xmlns:mc="http://schemas.openxmlformats.org/markup-compatibility/2006" xmlns:mo="http://schemas.microsoft.com/office/mac/office/2008/main" xmlns:mv="urn:schemas-microsoft-com:mac:vml" xmlns:o="urn:schemas-microsoft-com:office:office" xmlns:r="http://schemas.openxmlformats.org/officeDocument/2006/relationships" xmlns:v="urn:schemas-microsoft-com:vml" xmlns:w10="urn:schemas-microsoft-com:office:word" xmlns:w14="http://schemas.microsoft.com/office/word/2010/wordml" xmlns:w="http://schemas.openxmlformats.org/wordprocessingml/2006/main" xmlns:wne="http://schemas.microsoft.com/office/word/2006/wordml" xmlns:wp14="http://schemas.microsoft.com/office/word/2010/wordprocessingDrawing" xmlns:wp="http://schemas.openxmlformats.org/drawingml/2006/wordprocessingDrawing" xmlns:wpc="http://schemas.microsoft.com/office/word/2010/wordprocessingCanvas" xmlns:wpg="http://schemas.microsoft.com/office/word/2010/wordprocessingGroup" xmlns:wpi="http://schemas.microsoft.com/office/word/2010/wordprocessingInk" xmlns:wps="http://schemas.microsoft.com/office/word/2010/wordprocessingShape" mc:Ignorable="w14 wp14">
+  <w:p>
+    <w:pPr>
+      <w:pStyle w:val="Header"/>
+      <w:jc w:val="center"/>
+    </w:pPr>
+    <w:r>
+      <w:rPr>
+        <w:color w:val="5A5A5A"/>
+        <w:sz w:val="16"/>
+      </w:rPr>
+      <w:t xml:space="preserve">Guias de oportunidades para toda a vida | Guia do Auxiliar de Enfermagem e Técnico de Assistência ao Paciente v1.0</w:t>
+    </w:r>
+  </w:p>
+</w:hdr>
 </file>
 
 <file path=word/numbering.xml><?xml version="1.0" encoding="utf-8"?>
@@ -1761,6 +4345,12 @@
   </w:num>
   <w:num w:numId="9">
     <w:abstractNumId w:val="0"/>
+  </w:num>
+  <w:num w:numId="10">
+    <w:abstractNumId w:val="7"/>
+    <w:lvlOverride w:ilvl="0">
+      <w:startOverride w:val="1"/>
+    </w:lvlOverride>
   </w:num>
 </w:numbering>
 </file>
@@ -1925,9 +4515,12 @@
     <w:name w:val="Normal"/>
     <w:qFormat/>
     <w:rsid w:val="00FC693F"/>
+    <w:pPr>
+      <w:spacing w:after="60" w:line="240" w:lineRule="auto" w:before="0"/>
+    </w:pPr>
     <w:rPr>
       <w:rFonts w:ascii="Aptos" w:hAnsi="Aptos"/>
-      <w:sz w:val="21"/>
+      <w:sz w:val="20"/>
     </w:rPr>
   </w:style>
   <w:style w:type="paragraph" w:styleId="Header">
@@ -1985,15 +4578,15 @@
     <w:pPr>
       <w:keepNext/>
       <w:keepLines/>
-      <w:spacing w:before="480" w:after="0"/>
+      <w:spacing w:before="160" w:after="60"/>
       <w:outlineLvl w:val="0"/>
     </w:pPr>
     <w:rPr>
       <w:rFonts w:asciiTheme="majorHAnsi" w:eastAsiaTheme="majorEastAsia" w:hAnsiTheme="majorHAnsi" w:cstheme="majorBidi" w:ascii="Aptos Display" w:hAnsi="Aptos Display"/>
       <w:b/>
       <w:bCs/>
-      <w:color w:val="365F91" w:themeColor="accent1" w:themeShade="BF"/>
-      <w:sz w:val="34"/>
+      <w:color w:val="1F4E79"/>
+      <w:sz w:val="30"/>
       <w:szCs w:val="28"/>
     </w:rPr>
   </w:style>
@@ -2009,15 +4602,15 @@
     <w:pPr>
       <w:keepNext/>
       <w:keepLines/>
-      <w:spacing w:before="200" w:after="0"/>
+      <w:spacing w:before="100" w:after="40"/>
       <w:outlineLvl w:val="1"/>
     </w:pPr>
     <w:rPr>
       <w:rFonts w:asciiTheme="majorHAnsi" w:eastAsiaTheme="majorEastAsia" w:hAnsiTheme="majorHAnsi" w:cstheme="majorBidi" w:ascii="Aptos Display" w:hAnsi="Aptos Display"/>
       <w:b/>
       <w:bCs/>
-      <w:color w:val="4F81BD" w:themeColor="accent1"/>
-      <w:sz w:val="26"/>
+      <w:color w:val="3F3F3F"/>
+      <w:sz w:val="24"/>
       <w:szCs w:val="26"/>
     </w:rPr>
   </w:style>
@@ -2271,15 +4864,17 @@
     <w:qFormat/>
     <w:rsid w:val="00FC693F"/>
     <w:pPr>
+      <w:keepNext/>
       <w:pBdr>
         <w:bottom w:val="single" w:sz="8" w:space="4" w:color="4F81BD" w:themeColor="accent1"/>
       </w:pBdr>
-      <w:spacing w:after="300" w:line="240" w:lineRule="auto"/>
+      <w:spacing w:after="60" w:line="240" w:lineRule="auto" w:before="0"/>
       <w:contextualSpacing/>
     </w:pPr>
     <w:rPr>
       <w:rFonts w:asciiTheme="majorHAnsi" w:eastAsiaTheme="majorEastAsia" w:hAnsiTheme="majorHAnsi" w:cstheme="majorBidi" w:ascii="Aptos Display" w:hAnsi="Aptos Display"/>
-      <w:color w:val="17365D" w:themeColor="text2" w:themeShade="BF"/>
+      <w:b/>
+      <w:color w:val="1F4E79"/>
       <w:spacing w:val="5"/>
       <w:kern w:val="28"/>
       <w:sz w:val="48"/>
@@ -2456,6 +5051,7 @@
       <w:numPr>
         <w:numId w:val="1"/>
       </w:numPr>
+      <w:spacing w:before="0" w:after="0" w:line="240" w:lineRule="auto"/>
       <w:contextualSpacing/>
     </w:pPr>
   </w:style>
@@ -2469,6 +5065,7 @@
       <w:numPr>
         <w:numId w:val="2"/>
       </w:numPr>
+      <w:spacing w:before="0" w:after="0" w:line="240" w:lineRule="auto"/>
       <w:contextualSpacing/>
     </w:pPr>
   </w:style>
@@ -2495,6 +5092,7 @@
       <w:numPr>
         <w:numId w:val="5"/>
       </w:numPr>
+      <w:spacing w:before="0" w:after="0" w:line="240" w:lineRule="auto"/>
       <w:contextualSpacing/>
     </w:pPr>
   </w:style>
@@ -2508,6 +5106,7 @@
       <w:numPr>
         <w:numId w:val="6"/>
       </w:numPr>
+      <w:spacing w:before="0" w:after="0" w:line="240" w:lineRule="auto"/>
       <w:contextualSpacing/>
     </w:pPr>
   </w:style>
@@ -13611,6 +16210,17 @@
         <w:shd w:val="clear" w:color="auto" w:fill="FBCAA2" w:themeFill="accent6" w:themeFillTint="7F"/>
       </w:tcPr>
     </w:tblStylePr>
+  </w:style>
+  <w:style w:type="paragraph" w:customStyle="1" w:styleId="SmallNote">
+    <w:name w:val="Small Note"/>
+    <w:pPr>
+      <w:ind w:left="259" w:right="259"/>
+    </w:pPr>
+    <w:rPr>
+      <w:rFonts w:ascii="Aptos" w:hAnsi="Aptos"/>
+      <w:i/>
+      <w:sz w:val="18"/>
+    </w:rPr>
   </w:style>
 </w:styles>
 </file>
